--- a/rapports/2026-06-06/EQ3/EQ3_enq5_v2/DR_014301220014/22-16-13-38.docx
+++ b/rapports/2026-06-06/EQ3/EQ3_enq5_v2/DR_014301220014/22-16-13-38.docx
@@ -297,7 +297,7 @@
           <w:color w:val="1F6FEB"/>
           <w:sz w:val="22"/>
         </w:rPr>
-        <w:t>⚠ INCOHÉRENCES À CORRIGER (177)</w:t>
+        <w:t>⚠ INCOHÉRENCES À CORRIGER (174)</w:t>
       </w:r>
     </w:p>
     <w:tbl>
@@ -1565,7 +1565,7 @@
                 <w:i w:val="0"/>
                 <w:sz w:val="17"/>
               </w:rPr>
-              <w:t>Incohérence!!! seulement les écoles privées paient les frais de scolarité (y compris les frais d'inscription).</w:t>
+              <w:t>Incohérence ! ndeye mayoussou mbaye frequente actuellement 4ème année de Supérieur mais dit avoir reçu une bourse de 350000 FCFA.</w:t>
             </w:r>
           </w:p>
         </w:tc>
@@ -1598,6 +1598,2166 @@
                 <w:i w:val="0"/>
                 <w:sz w:val="16"/>
               </w:rPr>
+              <w:t>S04</w:t>
+              <w:br/>
+            </w:r>
+            <w:r>
+              <w:rPr>
+                <w:b w:val="0"/>
+                <w:i w:val="0"/>
+                <w:color w:val="64748B"/>
+                <w:sz w:val="14"/>
+              </w:rPr>
+              <w:t>Emploi</w:t>
+            </w:r>
+          </w:p>
+        </w:tc>
+        <w:tc>
+          <w:tcPr>
+            <w:tcW w:type="dxa" w:w="1531"/>
+          </w:tcPr>
+          <w:p>
+            <w:r>
+              <w:rPr>
+                <w:b/>
+                <w:i w:val="0"/>
+                <w:color w:val="16A34A"/>
+                <w:sz w:val="16"/>
+              </w:rPr>
+              <w:t>s01q49, s02q24, s04q37, s04q50, s01q00b</w:t>
+            </w:r>
+          </w:p>
+        </w:tc>
+        <w:tc>
+          <w:tcPr>
+            <w:tcW w:type="dxa" w:w="1191"/>
+          </w:tcPr>
+          <w:p>
+            <w:r>
+              <w:rPr>
+                <w:b w:val="0"/>
+                <w:i w:val="0"/>
+                <w:color w:val="64748B"/>
+                <w:sz w:val="16"/>
+              </w:rPr>
+              <w:t>GT-CQ</w:t>
+            </w:r>
+          </w:p>
+        </w:tc>
+        <w:tc>
+          <w:tcPr>
+            <w:tcW w:type="dxa" w:w="4706"/>
+          </w:tcPr>
+          <w:p>
+            <w:r>
+              <w:rPr>
+                <w:b w:val="0"/>
+                <w:i w:val="0"/>
+                <w:sz w:val="17"/>
+              </w:rPr>
+              <w:t>Incoherence! astou mbaye Diop a comme secteur institutionel Etat/Collectivité locale ou Entreprise Publique/Parapublique et dit n'avoir pas un bulletin de salaire, prière de corriger cette incoherence.</w:t>
+            </w:r>
+          </w:p>
+        </w:tc>
+      </w:tr>
+      <w:tr>
+        <w:tc>
+          <w:tcPr>
+            <w:tcW w:type="dxa" w:w="964"/>
+          </w:tcPr>
+          <w:p>
+            <w:r>
+              <w:rPr>
+                <w:b/>
+                <w:i w:val="0"/>
+                <w:color w:val="DC2626"/>
+                <w:sz w:val="16"/>
+              </w:rPr>
+              <w:t>Haute</w:t>
+            </w:r>
+          </w:p>
+        </w:tc>
+        <w:tc>
+          <w:tcPr>
+            <w:tcW w:type="dxa" w:w="1247"/>
+          </w:tcPr>
+          <w:p>
+            <w:r>
+              <w:rPr>
+                <w:b/>
+                <w:i w:val="0"/>
+                <w:sz w:val="16"/>
+              </w:rPr>
+              <w:t>S04</w:t>
+              <w:br/>
+            </w:r>
+            <w:r>
+              <w:rPr>
+                <w:b w:val="0"/>
+                <w:i w:val="0"/>
+                <w:color w:val="64748B"/>
+                <w:sz w:val="14"/>
+              </w:rPr>
+              <w:t>Emploi</w:t>
+            </w:r>
+          </w:p>
+        </w:tc>
+        <w:tc>
+          <w:tcPr>
+            <w:tcW w:type="dxa" w:w="1531"/>
+          </w:tcPr>
+          <w:p>
+            <w:r>
+              <w:rPr>
+                <w:b/>
+                <w:i w:val="0"/>
+                <w:color w:val="16A34A"/>
+                <w:sz w:val="16"/>
+              </w:rPr>
+              <w:t>—</w:t>
+            </w:r>
+          </w:p>
+        </w:tc>
+        <w:tc>
+          <w:tcPr>
+            <w:tcW w:type="dxa" w:w="1191"/>
+          </w:tcPr>
+          <w:p>
+            <w:r>
+              <w:rPr>
+                <w:b w:val="0"/>
+                <w:i w:val="0"/>
+                <w:color w:val="64748B"/>
+                <w:sz w:val="16"/>
+              </w:rPr>
+              <w:t>GT-CQ</w:t>
+            </w:r>
+          </w:p>
+        </w:tc>
+        <w:tc>
+          <w:tcPr>
+            <w:tcW w:type="dxa" w:w="4706"/>
+          </w:tcPr>
+          <w:p>
+            <w:r>
+              <w:rPr>
+                <w:b w:val="0"/>
+                <w:i w:val="0"/>
+                <w:sz w:val="17"/>
+              </w:rPr>
+              <w:t>Incohérence détectée ! Il semble peu probable que mouhamadou moustapha Diop occupe un emploi pour l'ETAT/collectivités locales ou dans une entreprise publique/parapublique tout en travaillant moins de 20 jours par mois.</w:t>
+            </w:r>
+          </w:p>
+        </w:tc>
+      </w:tr>
+      <w:tr>
+        <w:tc>
+          <w:tcPr>
+            <w:tcW w:type="dxa" w:w="964"/>
+          </w:tcPr>
+          <w:p>
+            <w:r>
+              <w:rPr>
+                <w:b/>
+                <w:i w:val="0"/>
+                <w:color w:val="DC2626"/>
+                <w:sz w:val="16"/>
+              </w:rPr>
+              <w:t>Haute</w:t>
+            </w:r>
+          </w:p>
+        </w:tc>
+        <w:tc>
+          <w:tcPr>
+            <w:tcW w:type="dxa" w:w="1247"/>
+          </w:tcPr>
+          <w:p>
+            <w:r>
+              <w:rPr>
+                <w:b/>
+                <w:i w:val="0"/>
+                <w:sz w:val="16"/>
+              </w:rPr>
+              <w:t>S04</w:t>
+              <w:br/>
+            </w:r>
+            <w:r>
+              <w:rPr>
+                <w:b w:val="0"/>
+                <w:i w:val="0"/>
+                <w:color w:val="64748B"/>
+                <w:sz w:val="14"/>
+              </w:rPr>
+              <w:t>Emploi</w:t>
+            </w:r>
+          </w:p>
+        </w:tc>
+        <w:tc>
+          <w:tcPr>
+            <w:tcW w:type="dxa" w:w="1531"/>
+          </w:tcPr>
+          <w:p>
+            <w:r>
+              <w:rPr>
+                <w:b/>
+                <w:i w:val="0"/>
+                <w:color w:val="16A34A"/>
+                <w:sz w:val="16"/>
+              </w:rPr>
+              <w:t>—</w:t>
+            </w:r>
+          </w:p>
+        </w:tc>
+        <w:tc>
+          <w:tcPr>
+            <w:tcW w:type="dxa" w:w="1191"/>
+          </w:tcPr>
+          <w:p>
+            <w:r>
+              <w:rPr>
+                <w:b w:val="0"/>
+                <w:i w:val="0"/>
+                <w:color w:val="64748B"/>
+                <w:sz w:val="16"/>
+              </w:rPr>
+              <w:t>GT-CQ</w:t>
+            </w:r>
+          </w:p>
+        </w:tc>
+        <w:tc>
+          <w:tcPr>
+            <w:tcW w:type="dxa" w:w="4706"/>
+          </w:tcPr>
+          <w:p>
+            <w:r>
+              <w:rPr>
+                <w:b w:val="0"/>
+                <w:i w:val="0"/>
+                <w:sz w:val="17"/>
+              </w:rPr>
+              <w:t>Incohérence détectée ! Il semble peu probable que mouhamadou moustapha Diop occupe un emploi pour l'ETAT/collectivités locales ou dans une entreprise publique/parapublique tout en travaillant moins de  6h par jour.</w:t>
+            </w:r>
+          </w:p>
+        </w:tc>
+      </w:tr>
+      <w:tr>
+        <w:tc>
+          <w:tcPr>
+            <w:tcW w:type="dxa" w:w="964"/>
+          </w:tcPr>
+          <w:p>
+            <w:r>
+              <w:rPr>
+                <w:b/>
+                <w:i w:val="0"/>
+                <w:color w:val="DC2626"/>
+                <w:sz w:val="16"/>
+              </w:rPr>
+              <w:t>Haute</w:t>
+            </w:r>
+          </w:p>
+        </w:tc>
+        <w:tc>
+          <w:tcPr>
+            <w:tcW w:type="dxa" w:w="1247"/>
+          </w:tcPr>
+          <w:p>
+            <w:r>
+              <w:rPr>
+                <w:b/>
+                <w:i w:val="0"/>
+                <w:sz w:val="16"/>
+              </w:rPr>
+              <w:t>S04</w:t>
+              <w:br/>
+            </w:r>
+            <w:r>
+              <w:rPr>
+                <w:b w:val="0"/>
+                <w:i w:val="0"/>
+                <w:color w:val="64748B"/>
+                <w:sz w:val="14"/>
+              </w:rPr>
+              <w:t>Emploi</w:t>
+            </w:r>
+          </w:p>
+        </w:tc>
+        <w:tc>
+          <w:tcPr>
+            <w:tcW w:type="dxa" w:w="1531"/>
+          </w:tcPr>
+          <w:p>
+            <w:r>
+              <w:rPr>
+                <w:b/>
+                <w:i w:val="0"/>
+                <w:color w:val="16A34A"/>
+                <w:sz w:val="16"/>
+              </w:rPr>
+              <w:t>—</w:t>
+            </w:r>
+          </w:p>
+        </w:tc>
+        <w:tc>
+          <w:tcPr>
+            <w:tcW w:type="dxa" w:w="1191"/>
+          </w:tcPr>
+          <w:p>
+            <w:r>
+              <w:rPr>
+                <w:b w:val="0"/>
+                <w:i w:val="0"/>
+                <w:color w:val="64748B"/>
+                <w:sz w:val="16"/>
+              </w:rPr>
+              <w:t>GT-CQ</w:t>
+            </w:r>
+          </w:p>
+        </w:tc>
+        <w:tc>
+          <w:tcPr>
+            <w:tcW w:type="dxa" w:w="4706"/>
+          </w:tcPr>
+          <w:p>
+            <w:r>
+              <w:rPr>
+                <w:b w:val="0"/>
+                <w:i w:val="0"/>
+                <w:sz w:val="17"/>
+              </w:rPr>
+              <w:t>Incohérence détectée ! Il semble peu probable que astou mbaye Diop occupe un emploi secondaire pour l'ETAT/collectivités locales ou dans une entreprise publique/parapublique tout en travaillant moins de  8h par jour.</w:t>
+            </w:r>
+          </w:p>
+        </w:tc>
+      </w:tr>
+      <w:tr>
+        <w:tc>
+          <w:tcPr>
+            <w:tcW w:type="dxa" w:w="964"/>
+          </w:tcPr>
+          <w:p>
+            <w:r>
+              <w:rPr>
+                <w:b/>
+                <w:i w:val="0"/>
+                <w:color w:val="DC2626"/>
+                <w:sz w:val="16"/>
+              </w:rPr>
+              <w:t>Haute</w:t>
+            </w:r>
+          </w:p>
+        </w:tc>
+        <w:tc>
+          <w:tcPr>
+            <w:tcW w:type="dxa" w:w="1247"/>
+          </w:tcPr>
+          <w:p>
+            <w:r>
+              <w:rPr>
+                <w:b/>
+                <w:i w:val="0"/>
+                <w:sz w:val="16"/>
+              </w:rPr>
+              <w:t>S11</w:t>
+              <w:br/>
+            </w:r>
+            <w:r>
+              <w:rPr>
+                <w:b w:val="0"/>
+                <w:i w:val="0"/>
+                <w:color w:val="64748B"/>
+                <w:sz w:val="14"/>
+              </w:rPr>
+              <w:t>Logement / cadre de vie</w:t>
+            </w:r>
+          </w:p>
+        </w:tc>
+        <w:tc>
+          <w:tcPr>
+            <w:tcW w:type="dxa" w:w="1531"/>
+          </w:tcPr>
+          <w:p>
+            <w:r>
+              <w:rPr>
+                <w:b/>
+                <w:i w:val="0"/>
+                <w:color w:val="16A34A"/>
+                <w:sz w:val="16"/>
+              </w:rPr>
+              <w:t>s01q10, s02q30, s02q34, s03q50, s04q23, s04q24, s04q37, s04q44</w:t>
+            </w:r>
+          </w:p>
+        </w:tc>
+        <w:tc>
+          <w:tcPr>
+            <w:tcW w:type="dxa" w:w="1191"/>
+          </w:tcPr>
+          <w:p>
+            <w:r>
+              <w:rPr>
+                <w:b w:val="0"/>
+                <w:i w:val="0"/>
+                <w:color w:val="64748B"/>
+                <w:sz w:val="16"/>
+              </w:rPr>
+              <w:t>GT-CQ</w:t>
+            </w:r>
+          </w:p>
+        </w:tc>
+        <w:tc>
+          <w:tcPr>
+            <w:tcW w:type="dxa" w:w="4706"/>
+          </w:tcPr>
+          <w:p>
+            <w:r>
+              <w:rPr>
+                <w:b w:val="0"/>
+                <w:i w:val="0"/>
+                <w:sz w:val="17"/>
+              </w:rPr>
+              <w:t>Le montant de la dernière facture d'eau est de 31100 FCFA Tous les 2 mois qui semble incohérent, Prière de vérifier les questions 11.23a et 11.23b auprès du ménage ou confirmer.</w:t>
+            </w:r>
+          </w:p>
+        </w:tc>
+      </w:tr>
+      <w:tr>
+        <w:tc>
+          <w:tcPr>
+            <w:tcW w:type="dxa" w:w="964"/>
+          </w:tcPr>
+          <w:p>
+            <w:r>
+              <w:rPr>
+                <w:b/>
+                <w:i w:val="0"/>
+                <w:color w:val="DC2626"/>
+                <w:sz w:val="16"/>
+              </w:rPr>
+              <w:t>Haute</w:t>
+            </w:r>
+          </w:p>
+        </w:tc>
+        <w:tc>
+          <w:tcPr>
+            <w:tcW w:type="dxa" w:w="1247"/>
+          </w:tcPr>
+          <w:p>
+            <w:r>
+              <w:rPr>
+                <w:b/>
+                <w:i w:val="0"/>
+                <w:sz w:val="16"/>
+              </w:rPr>
+              <w:t>S11</w:t>
+              <w:br/>
+            </w:r>
+            <w:r>
+              <w:rPr>
+                <w:b w:val="0"/>
+                <w:i w:val="0"/>
+                <w:color w:val="64748B"/>
+                <w:sz w:val="14"/>
+              </w:rPr>
+              <w:t>Logement / cadre de vie</w:t>
+            </w:r>
+          </w:p>
+        </w:tc>
+        <w:tc>
+          <w:tcPr>
+            <w:tcW w:type="dxa" w:w="1531"/>
+          </w:tcPr>
+          <w:p>
+            <w:r>
+              <w:rPr>
+                <w:b/>
+                <w:i w:val="0"/>
+                <w:color w:val="16A34A"/>
+                <w:sz w:val="16"/>
+              </w:rPr>
+              <w:t>s01q36, s01q38, s04q24, s02q13, s11q35a, s11q35b_code</w:t>
+            </w:r>
+          </w:p>
+        </w:tc>
+        <w:tc>
+          <w:tcPr>
+            <w:tcW w:type="dxa" w:w="1191"/>
+          </w:tcPr>
+          <w:p>
+            <w:r>
+              <w:rPr>
+                <w:b w:val="0"/>
+                <w:i w:val="0"/>
+                <w:color w:val="64748B"/>
+                <w:sz w:val="16"/>
+              </w:rPr>
+              <w:t>GT-CQ</w:t>
+            </w:r>
+          </w:p>
+        </w:tc>
+        <w:tc>
+          <w:tcPr>
+            <w:tcW w:type="dxa" w:w="4706"/>
+          </w:tcPr>
+          <w:p>
+            <w:r>
+              <w:rPr>
+                <w:b w:val="0"/>
+                <w:i w:val="0"/>
+                <w:sz w:val="17"/>
+              </w:rPr>
+              <w:t>Le montant de la dernière facture d'électricité est de 35000 FCFA Mensuel qui semble incohérent, Prière de vérifier les questions 11.35a et 11.35b auprès du ménage ou confirmer.</w:t>
+            </w:r>
+          </w:p>
+        </w:tc>
+      </w:tr>
+      <w:tr>
+        <w:tc>
+          <w:tcPr>
+            <w:tcW w:type="dxa" w:w="964"/>
+          </w:tcPr>
+          <w:p>
+            <w:r>
+              <w:rPr>
+                <w:b/>
+                <w:i w:val="0"/>
+                <w:color w:val="DC2626"/>
+                <w:sz w:val="16"/>
+              </w:rPr>
+              <w:t>Haute</w:t>
+            </w:r>
+          </w:p>
+        </w:tc>
+        <w:tc>
+          <w:tcPr>
+            <w:tcW w:type="dxa" w:w="1247"/>
+          </w:tcPr>
+          <w:p>
+            <w:r>
+              <w:rPr>
+                <w:b/>
+                <w:i w:val="0"/>
+                <w:sz w:val="16"/>
+              </w:rPr>
+              <w:t>S13</w:t>
+              <w:br/>
+            </w:r>
+            <w:r>
+              <w:rPr>
+                <w:b w:val="0"/>
+                <w:i w:val="0"/>
+                <w:color w:val="64748B"/>
+                <w:sz w:val="14"/>
+              </w:rPr>
+              <w:t>Transferts</w:t>
+            </w:r>
+          </w:p>
+        </w:tc>
+        <w:tc>
+          <w:tcPr>
+            <w:tcW w:type="dxa" w:w="1531"/>
+          </w:tcPr>
+          <w:p>
+            <w:r>
+              <w:rPr>
+                <w:b/>
+                <w:i w:val="0"/>
+                <w:color w:val="16A34A"/>
+                <w:sz w:val="16"/>
+              </w:rPr>
+              <w:t>s00q27, s01q00a, s01q12, s01q13, s02q04, s03q11, s03q12, s01q01</w:t>
+            </w:r>
+          </w:p>
+        </w:tc>
+        <w:tc>
+          <w:tcPr>
+            <w:tcW w:type="dxa" w:w="1191"/>
+          </w:tcPr>
+          <w:p>
+            <w:r>
+              <w:rPr>
+                <w:b w:val="0"/>
+                <w:i w:val="0"/>
+                <w:color w:val="64748B"/>
+                <w:sz w:val="16"/>
+              </w:rPr>
+              <w:t>GT-CQ</w:t>
+            </w:r>
+          </w:p>
+        </w:tc>
+        <w:tc>
+          <w:tcPr>
+            <w:tcW w:type="dxa" w:w="4706"/>
+          </w:tcPr>
+          <w:p>
+            <w:r>
+              <w:rPr>
+                <w:b w:val="0"/>
+                <w:i w:val="0"/>
+                <w:sz w:val="17"/>
+              </w:rPr>
+              <w:t>L'âge du béneficiaire d'argent dans la section 13b (Transfert emis) semble incoherent voir élévé, prière de verifier ou corriger.</w:t>
+            </w:r>
+          </w:p>
+        </w:tc>
+      </w:tr>
+      <w:tr>
+        <w:tc>
+          <w:tcPr>
+            <w:tcW w:type="dxa" w:w="964"/>
+          </w:tcPr>
+          <w:p>
+            <w:r>
+              <w:rPr>
+                <w:b/>
+                <w:i w:val="0"/>
+                <w:color w:val="DC2626"/>
+                <w:sz w:val="16"/>
+              </w:rPr>
+              <w:t>Haute</w:t>
+            </w:r>
+          </w:p>
+        </w:tc>
+        <w:tc>
+          <w:tcPr>
+            <w:tcW w:type="dxa" w:w="1247"/>
+          </w:tcPr>
+          <w:p>
+            <w:r>
+              <w:rPr>
+                <w:b/>
+                <w:i w:val="0"/>
+                <w:sz w:val="16"/>
+              </w:rPr>
+              <w:t>S20</w:t>
+              <w:br/>
+            </w:r>
+            <w:r>
+              <w:rPr>
+                <w:b w:val="0"/>
+                <w:i w:val="0"/>
+                <w:color w:val="64748B"/>
+                <w:sz w:val="14"/>
+              </w:rPr>
+              <w:t>Gouvernance / autres</w:t>
+            </w:r>
+          </w:p>
+        </w:tc>
+        <w:tc>
+          <w:tcPr>
+            <w:tcW w:type="dxa" w:w="1531"/>
+          </w:tcPr>
+          <w:p>
+            <w:r>
+              <w:rPr>
+                <w:b/>
+                <w:i w:val="0"/>
+                <w:color w:val="16A34A"/>
+                <w:sz w:val="16"/>
+              </w:rPr>
+              <w:t>—</w:t>
+            </w:r>
+          </w:p>
+        </w:tc>
+        <w:tc>
+          <w:tcPr>
+            <w:tcW w:type="dxa" w:w="1191"/>
+          </w:tcPr>
+          <w:p>
+            <w:r>
+              <w:rPr>
+                <w:b w:val="0"/>
+                <w:i w:val="0"/>
+                <w:color w:val="64748B"/>
+                <w:sz w:val="16"/>
+              </w:rPr>
+              <w:t>GT-CQ</w:t>
+            </w:r>
+          </w:p>
+        </w:tc>
+        <w:tc>
+          <w:tcPr>
+            <w:tcW w:type="dxa" w:w="4706"/>
+          </w:tcPr>
+          <w:p>
+            <w:r>
+              <w:rPr>
+                <w:b w:val="0"/>
+                <w:i w:val="0"/>
+                <w:sz w:val="17"/>
+              </w:rPr>
+              <w:t>Incohérence détectée ! Le ménage a précédemment déclaré vivre « Bien » ou « Assez bien » selon son revenu en 20A.02.</w:t>
+            </w:r>
+          </w:p>
+        </w:tc>
+      </w:tr>
+      <w:tr>
+        <w:tc>
+          <w:tcPr>
+            <w:tcW w:type="dxa" w:w="964"/>
+          </w:tcPr>
+          <w:p>
+            <w:r>
+              <w:rPr>
+                <w:b/>
+                <w:i w:val="0"/>
+                <w:color w:val="EA580C"/>
+                <w:sz w:val="16"/>
+              </w:rPr>
+              <w:t>Moyenne</w:t>
+            </w:r>
+          </w:p>
+        </w:tc>
+        <w:tc>
+          <w:tcPr>
+            <w:tcW w:type="dxa" w:w="1247"/>
+          </w:tcPr>
+          <w:p>
+            <w:r>
+              <w:rPr>
+                <w:b/>
+                <w:i w:val="0"/>
+                <w:sz w:val="16"/>
+              </w:rPr>
+              <w:t>S00</w:t>
+              <w:br/>
+            </w:r>
+            <w:r>
+              <w:rPr>
+                <w:b w:val="0"/>
+                <w:i w:val="0"/>
+                <w:color w:val="64748B"/>
+                <w:sz w:val="14"/>
+              </w:rPr>
+              <w:t>Identification</w:t>
+            </w:r>
+          </w:p>
+        </w:tc>
+        <w:tc>
+          <w:tcPr>
+            <w:tcW w:type="dxa" w:w="1531"/>
+          </w:tcPr>
+          <w:p>
+            <w:r>
+              <w:rPr>
+                <w:b/>
+                <w:i w:val="0"/>
+                <w:color w:val="16A34A"/>
+                <w:sz w:val="16"/>
+              </w:rPr>
+              <w:t>s00q27</w:t>
+            </w:r>
+          </w:p>
+        </w:tc>
+        <w:tc>
+          <w:tcPr>
+            <w:tcW w:type="dxa" w:w="1191"/>
+          </w:tcPr>
+          <w:p>
+            <w:r>
+              <w:rPr>
+                <w:b w:val="0"/>
+                <w:i w:val="0"/>
+                <w:color w:val="64748B"/>
+                <w:sz w:val="16"/>
+              </w:rPr>
+              <w:t>GT-CQ</w:t>
+            </w:r>
+          </w:p>
+        </w:tc>
+        <w:tc>
+          <w:tcPr>
+            <w:tcW w:type="dxa" w:w="4706"/>
+          </w:tcPr>
+          <w:p>
+            <w:r>
+              <w:rPr>
+                <w:b w:val="0"/>
+                <w:i w:val="0"/>
+                <w:sz w:val="17"/>
+              </w:rPr>
+              <w:t>Le questionnaire semble ne pas être complètement fini mais le questionnaire est en statut complet, prière de compléter le questionnaire.</w:t>
+            </w:r>
+          </w:p>
+        </w:tc>
+      </w:tr>
+      <w:tr>
+        <w:tc>
+          <w:tcPr>
+            <w:tcW w:type="dxa" w:w="964"/>
+          </w:tcPr>
+          <w:p>
+            <w:r>
+              <w:rPr>
+                <w:b/>
+                <w:i w:val="0"/>
+                <w:color w:val="EA580C"/>
+                <w:sz w:val="16"/>
+              </w:rPr>
+              <w:t>Moyenne</w:t>
+            </w:r>
+          </w:p>
+        </w:tc>
+        <w:tc>
+          <w:tcPr>
+            <w:tcW w:type="dxa" w:w="1247"/>
+          </w:tcPr>
+          <w:p>
+            <w:r>
+              <w:rPr>
+                <w:b/>
+                <w:i w:val="0"/>
+                <w:sz w:val="16"/>
+              </w:rPr>
+              <w:t>S00</w:t>
+              <w:br/>
+            </w:r>
+            <w:r>
+              <w:rPr>
+                <w:b w:val="0"/>
+                <w:i w:val="0"/>
+                <w:color w:val="64748B"/>
+                <w:sz w:val="14"/>
+              </w:rPr>
+              <w:t>Identification</w:t>
+            </w:r>
+          </w:p>
+        </w:tc>
+        <w:tc>
+          <w:tcPr>
+            <w:tcW w:type="dxa" w:w="1531"/>
+          </w:tcPr>
+          <w:p>
+            <w:r>
+              <w:rPr>
+                <w:b/>
+                <w:i w:val="0"/>
+                <w:color w:val="16A34A"/>
+                <w:sz w:val="16"/>
+              </w:rPr>
+              <w:t>—</w:t>
+            </w:r>
+          </w:p>
+        </w:tc>
+        <w:tc>
+          <w:tcPr>
+            <w:tcW w:type="dxa" w:w="1191"/>
+          </w:tcPr>
+          <w:p>
+            <w:r>
+              <w:rPr>
+                <w:b w:val="0"/>
+                <w:i w:val="0"/>
+                <w:color w:val="64748B"/>
+                <w:sz w:val="16"/>
+              </w:rPr>
+              <w:t>GT-CQ</w:t>
+            </w:r>
+          </w:p>
+        </w:tc>
+        <w:tc>
+          <w:tcPr>
+            <w:tcW w:type="dxa" w:w="4706"/>
+          </w:tcPr>
+          <w:p>
+            <w:r>
+              <w:rPr>
+                <w:b w:val="0"/>
+                <w:i w:val="0"/>
+                <w:sz w:val="17"/>
+              </w:rPr>
+              <w:t>L'adresse ou la localisation du ménage doit être bien renseignée, ne doit pas contenir des numéros de téléphone et elle semble courte pour être une adresse.</w:t>
+            </w:r>
+          </w:p>
+        </w:tc>
+      </w:tr>
+      <w:tr>
+        <w:tc>
+          <w:tcPr>
+            <w:tcW w:type="dxa" w:w="964"/>
+          </w:tcPr>
+          <w:p>
+            <w:r>
+              <w:rPr>
+                <w:b/>
+                <w:i w:val="0"/>
+                <w:color w:val="EA580C"/>
+                <w:sz w:val="16"/>
+              </w:rPr>
+              <w:t>Moyenne</w:t>
+            </w:r>
+          </w:p>
+        </w:tc>
+        <w:tc>
+          <w:tcPr>
+            <w:tcW w:type="dxa" w:w="1247"/>
+          </w:tcPr>
+          <w:p>
+            <w:r>
+              <w:rPr>
+                <w:b/>
+                <w:i w:val="0"/>
+                <w:sz w:val="16"/>
+              </w:rPr>
+              <w:t>S00</w:t>
+              <w:br/>
+            </w:r>
+            <w:r>
+              <w:rPr>
+                <w:b w:val="0"/>
+                <w:i w:val="0"/>
+                <w:color w:val="64748B"/>
+                <w:sz w:val="14"/>
+              </w:rPr>
+              <w:t>Identification</w:t>
+            </w:r>
+          </w:p>
+        </w:tc>
+        <w:tc>
+          <w:tcPr>
+            <w:tcW w:type="dxa" w:w="1531"/>
+          </w:tcPr>
+          <w:p>
+            <w:r>
+              <w:rPr>
+                <w:b/>
+                <w:i w:val="0"/>
+                <w:color w:val="16A34A"/>
+                <w:sz w:val="16"/>
+              </w:rPr>
+              <w:t>—</w:t>
+            </w:r>
+          </w:p>
+        </w:tc>
+        <w:tc>
+          <w:tcPr>
+            <w:tcW w:type="dxa" w:w="1191"/>
+          </w:tcPr>
+          <w:p>
+            <w:r>
+              <w:rPr>
+                <w:b w:val="0"/>
+                <w:i w:val="0"/>
+                <w:color w:val="64748B"/>
+                <w:sz w:val="16"/>
+              </w:rPr>
+              <w:t>GT-CQ</w:t>
+            </w:r>
+          </w:p>
+        </w:tc>
+        <w:tc>
+          <w:tcPr>
+            <w:tcW w:type="dxa" w:w="4706"/>
+          </w:tcPr>
+          <w:p>
+            <w:r>
+              <w:rPr>
+                <w:b w:val="0"/>
+                <w:i w:val="0"/>
+                <w:sz w:val="17"/>
+              </w:rPr>
+              <w:t>Prière de mettre les noms dans ces questions et mettre les contacts à leurs places.</w:t>
+            </w:r>
+          </w:p>
+        </w:tc>
+      </w:tr>
+      <w:tr>
+        <w:tc>
+          <w:tcPr>
+            <w:tcW w:type="dxa" w:w="964"/>
+          </w:tcPr>
+          <w:p>
+            <w:r>
+              <w:rPr>
+                <w:b/>
+                <w:i w:val="0"/>
+                <w:color w:val="EA580C"/>
+                <w:sz w:val="16"/>
+              </w:rPr>
+              <w:t>Moyenne</w:t>
+            </w:r>
+          </w:p>
+        </w:tc>
+        <w:tc>
+          <w:tcPr>
+            <w:tcW w:type="dxa" w:w="1247"/>
+          </w:tcPr>
+          <w:p>
+            <w:r>
+              <w:rPr>
+                <w:b/>
+                <w:i w:val="0"/>
+                <w:sz w:val="16"/>
+              </w:rPr>
+              <w:t>S00</w:t>
+              <w:br/>
+            </w:r>
+            <w:r>
+              <w:rPr>
+                <w:b w:val="0"/>
+                <w:i w:val="0"/>
+                <w:color w:val="64748B"/>
+                <w:sz w:val="14"/>
+              </w:rPr>
+              <w:t>Identification</w:t>
+            </w:r>
+          </w:p>
+        </w:tc>
+        <w:tc>
+          <w:tcPr>
+            <w:tcW w:type="dxa" w:w="1531"/>
+          </w:tcPr>
+          <w:p>
+            <w:r>
+              <w:rPr>
+                <w:b/>
+                <w:i w:val="0"/>
+                <w:color w:val="16A34A"/>
+                <w:sz w:val="16"/>
+              </w:rPr>
+              <w:t>s00q14, s00q16, s00q18</w:t>
+            </w:r>
+          </w:p>
+        </w:tc>
+        <w:tc>
+          <w:tcPr>
+            <w:tcW w:type="dxa" w:w="1191"/>
+          </w:tcPr>
+          <w:p>
+            <w:r>
+              <w:rPr>
+                <w:b w:val="0"/>
+                <w:i w:val="0"/>
+                <w:color w:val="64748B"/>
+                <w:sz w:val="16"/>
+              </w:rPr>
+              <w:t>GT-CQ</w:t>
+            </w:r>
+          </w:p>
+        </w:tc>
+        <w:tc>
+          <w:tcPr>
+            <w:tcW w:type="dxa" w:w="4706"/>
+          </w:tcPr>
+          <w:p>
+            <w:r>
+              <w:rPr>
+                <w:b w:val="0"/>
+                <w:i w:val="0"/>
+                <w:sz w:val="17"/>
+              </w:rPr>
+              <w:t>Attention! Veillez bien renseigner les contacts dans les questions de 0.14 ou 0.16 ou 0.18.</w:t>
+            </w:r>
+          </w:p>
+        </w:tc>
+      </w:tr>
+      <w:tr>
+        <w:tc>
+          <w:tcPr>
+            <w:tcW w:type="dxa" w:w="964"/>
+          </w:tcPr>
+          <w:p>
+            <w:r>
+              <w:rPr>
+                <w:b/>
+                <w:i w:val="0"/>
+                <w:color w:val="EA580C"/>
+                <w:sz w:val="16"/>
+              </w:rPr>
+              <w:t>Moyenne</w:t>
+            </w:r>
+          </w:p>
+        </w:tc>
+        <w:tc>
+          <w:tcPr>
+            <w:tcW w:type="dxa" w:w="1247"/>
+          </w:tcPr>
+          <w:p>
+            <w:r>
+              <w:rPr>
+                <w:b/>
+                <w:i w:val="0"/>
+                <w:sz w:val="16"/>
+              </w:rPr>
+              <w:t>S01</w:t>
+              <w:br/>
+            </w:r>
+            <w:r>
+              <w:rPr>
+                <w:b w:val="0"/>
+                <w:i w:val="0"/>
+                <w:color w:val="64748B"/>
+                <w:sz w:val="14"/>
+              </w:rPr>
+              <w:t>Démographie</w:t>
+            </w:r>
+          </w:p>
+        </w:tc>
+        <w:tc>
+          <w:tcPr>
+            <w:tcW w:type="dxa" w:w="1531"/>
+          </w:tcPr>
+          <w:p>
+            <w:r>
+              <w:rPr>
+                <w:b/>
+                <w:i w:val="0"/>
+                <w:color w:val="16A34A"/>
+                <w:sz w:val="16"/>
+              </w:rPr>
+              <w:t>s01q23, s01q00b, s01q23_autre</w:t>
+            </w:r>
+          </w:p>
+        </w:tc>
+        <w:tc>
+          <w:tcPr>
+            <w:tcW w:type="dxa" w:w="1191"/>
+          </w:tcPr>
+          <w:p>
+            <w:r>
+              <w:rPr>
+                <w:b w:val="0"/>
+                <w:i w:val="0"/>
+                <w:color w:val="64748B"/>
+                <w:sz w:val="16"/>
+              </w:rPr>
+              <w:t>GT-CQ</w:t>
+            </w:r>
+          </w:p>
+        </w:tc>
+        <w:tc>
+          <w:tcPr>
+            <w:tcW w:type="dxa" w:w="4706"/>
+          </w:tcPr>
+          <w:p>
+            <w:r>
+              <w:rPr>
+                <w:b w:val="0"/>
+                <w:i w:val="0"/>
+                <w:sz w:val="17"/>
+              </w:rPr>
+              <w:t>La raison principale pour laquelle que mouhamed naby gueye est venu vivre dans cette localité est a cause du divorce de sa mere et semble exister dans les modalités, prière de prendre attache avec le QG pour plus d'explication afin de la classer bien.</w:t>
+            </w:r>
+          </w:p>
+        </w:tc>
+      </w:tr>
+      <w:tr>
+        <w:tc>
+          <w:tcPr>
+            <w:tcW w:type="dxa" w:w="964"/>
+          </w:tcPr>
+          <w:p>
+            <w:r>
+              <w:rPr>
+                <w:b/>
+                <w:i w:val="0"/>
+                <w:color w:val="EA580C"/>
+                <w:sz w:val="16"/>
+              </w:rPr>
+              <w:t>Moyenne</w:t>
+            </w:r>
+          </w:p>
+        </w:tc>
+        <w:tc>
+          <w:tcPr>
+            <w:tcW w:type="dxa" w:w="1247"/>
+          </w:tcPr>
+          <w:p>
+            <w:r>
+              <w:rPr>
+                <w:b/>
+                <w:i w:val="0"/>
+                <w:sz w:val="16"/>
+              </w:rPr>
+              <w:t>S01</w:t>
+              <w:br/>
+            </w:r>
+            <w:r>
+              <w:rPr>
+                <w:b w:val="0"/>
+                <w:i w:val="0"/>
+                <w:color w:val="64748B"/>
+                <w:sz w:val="14"/>
+              </w:rPr>
+              <w:t>Démographie</w:t>
+            </w:r>
+          </w:p>
+        </w:tc>
+        <w:tc>
+          <w:tcPr>
+            <w:tcW w:type="dxa" w:w="1531"/>
+          </w:tcPr>
+          <w:p>
+            <w:r>
+              <w:rPr>
+                <w:b/>
+                <w:i w:val="0"/>
+                <w:color w:val="16A34A"/>
+                <w:sz w:val="16"/>
+              </w:rPr>
+              <w:t>—</w:t>
+            </w:r>
+          </w:p>
+        </w:tc>
+        <w:tc>
+          <w:tcPr>
+            <w:tcW w:type="dxa" w:w="1191"/>
+          </w:tcPr>
+          <w:p>
+            <w:r>
+              <w:rPr>
+                <w:b w:val="0"/>
+                <w:i w:val="0"/>
+                <w:color w:val="64748B"/>
+                <w:sz w:val="16"/>
+              </w:rPr>
+              <w:t>GT-CQ</w:t>
+            </w:r>
+          </w:p>
+        </w:tc>
+        <w:tc>
+          <w:tcPr>
+            <w:tcW w:type="dxa" w:w="4706"/>
+          </w:tcPr>
+          <w:p>
+            <w:r>
+              <w:rPr>
+                <w:b w:val="0"/>
+                <w:i w:val="0"/>
+                <w:sz w:val="17"/>
+              </w:rPr>
+              <w:t>Prière de verifier l'information donnée par mouhamed naby gueye ou corriger au niveau de la section 1.</w:t>
+            </w:r>
+          </w:p>
+        </w:tc>
+      </w:tr>
+      <w:tr>
+        <w:tc>
+          <w:tcPr>
+            <w:tcW w:type="dxa" w:w="964"/>
+          </w:tcPr>
+          <w:p>
+            <w:r>
+              <w:rPr>
+                <w:b/>
+                <w:i w:val="0"/>
+                <w:color w:val="EA580C"/>
+                <w:sz w:val="16"/>
+              </w:rPr>
+              <w:t>Moyenne</w:t>
+            </w:r>
+          </w:p>
+        </w:tc>
+        <w:tc>
+          <w:tcPr>
+            <w:tcW w:type="dxa" w:w="1247"/>
+          </w:tcPr>
+          <w:p>
+            <w:r>
+              <w:rPr>
+                <w:b/>
+                <w:i w:val="0"/>
+                <w:sz w:val="16"/>
+              </w:rPr>
+              <w:t>S01</w:t>
+              <w:br/>
+            </w:r>
+            <w:r>
+              <w:rPr>
+                <w:b w:val="0"/>
+                <w:i w:val="0"/>
+                <w:color w:val="64748B"/>
+                <w:sz w:val="14"/>
+              </w:rPr>
+              <w:t>Démographie</w:t>
+            </w:r>
+          </w:p>
+        </w:tc>
+        <w:tc>
+          <w:tcPr>
+            <w:tcW w:type="dxa" w:w="1531"/>
+          </w:tcPr>
+          <w:p>
+            <w:r>
+              <w:rPr>
+                <w:b/>
+                <w:i w:val="0"/>
+                <w:color w:val="16A34A"/>
+                <w:sz w:val="16"/>
+              </w:rPr>
+              <w:t>—</w:t>
+            </w:r>
+          </w:p>
+        </w:tc>
+        <w:tc>
+          <w:tcPr>
+            <w:tcW w:type="dxa" w:w="1191"/>
+          </w:tcPr>
+          <w:p>
+            <w:r>
+              <w:rPr>
+                <w:b w:val="0"/>
+                <w:i w:val="0"/>
+                <w:color w:val="64748B"/>
+                <w:sz w:val="16"/>
+              </w:rPr>
+              <w:t>GT-CQ</w:t>
+            </w:r>
+          </w:p>
+        </w:tc>
+        <w:tc>
+          <w:tcPr>
+            <w:tcW w:type="dxa" w:w="4706"/>
+          </w:tcPr>
+          <w:p>
+            <w:r>
+              <w:rPr>
+                <w:b w:val="0"/>
+                <w:i w:val="0"/>
+                <w:sz w:val="17"/>
+              </w:rPr>
+              <w:t>Prière de verifier l'information donnée par mamadou lamine Diop petit fils ou corriger au niveau de la section 1.</w:t>
+            </w:r>
+          </w:p>
+        </w:tc>
+      </w:tr>
+      <w:tr>
+        <w:tc>
+          <w:tcPr>
+            <w:tcW w:type="dxa" w:w="964"/>
+          </w:tcPr>
+          <w:p>
+            <w:r>
+              <w:rPr>
+                <w:b/>
+                <w:i w:val="0"/>
+                <w:color w:val="EA580C"/>
+                <w:sz w:val="16"/>
+              </w:rPr>
+              <w:t>Moyenne</w:t>
+            </w:r>
+          </w:p>
+        </w:tc>
+        <w:tc>
+          <w:tcPr>
+            <w:tcW w:type="dxa" w:w="1247"/>
+          </w:tcPr>
+          <w:p>
+            <w:r>
+              <w:rPr>
+                <w:b/>
+                <w:i w:val="0"/>
+                <w:sz w:val="16"/>
+              </w:rPr>
+              <w:t>S01</w:t>
+              <w:br/>
+            </w:r>
+            <w:r>
+              <w:rPr>
+                <w:b w:val="0"/>
+                <w:i w:val="0"/>
+                <w:color w:val="64748B"/>
+                <w:sz w:val="14"/>
+              </w:rPr>
+              <w:t>Démographie</w:t>
+            </w:r>
+          </w:p>
+        </w:tc>
+        <w:tc>
+          <w:tcPr>
+            <w:tcW w:type="dxa" w:w="1531"/>
+          </w:tcPr>
+          <w:p>
+            <w:r>
+              <w:rPr>
+                <w:b/>
+                <w:i w:val="0"/>
+                <w:color w:val="16A34A"/>
+                <w:sz w:val="16"/>
+              </w:rPr>
+              <w:t>s01q23, s01q00b, s01q23_autre</w:t>
+            </w:r>
+          </w:p>
+        </w:tc>
+        <w:tc>
+          <w:tcPr>
+            <w:tcW w:type="dxa" w:w="1191"/>
+          </w:tcPr>
+          <w:p>
+            <w:r>
+              <w:rPr>
+                <w:b w:val="0"/>
+                <w:i w:val="0"/>
+                <w:color w:val="64748B"/>
+                <w:sz w:val="16"/>
+              </w:rPr>
+              <w:t>GT-CQ</w:t>
+            </w:r>
+          </w:p>
+        </w:tc>
+        <w:tc>
+          <w:tcPr>
+            <w:tcW w:type="dxa" w:w="4706"/>
+          </w:tcPr>
+          <w:p>
+            <w:r>
+              <w:rPr>
+                <w:b w:val="0"/>
+                <w:i w:val="0"/>
+                <w:sz w:val="17"/>
+              </w:rPr>
+              <w:t>L'utilisations de l'internet  de ndeye mayoussou mbaye est regarde des films et semble exister dans les modalités, prière de prendre attache avec le QG pour plus d'explication afin de la classer bien.</w:t>
+            </w:r>
+          </w:p>
+        </w:tc>
+      </w:tr>
+      <w:tr>
+        <w:tc>
+          <w:tcPr>
+            <w:tcW w:type="dxa" w:w="964"/>
+          </w:tcPr>
+          <w:p>
+            <w:r>
+              <w:rPr>
+                <w:b/>
+                <w:i w:val="0"/>
+                <w:color w:val="EA580C"/>
+                <w:sz w:val="16"/>
+              </w:rPr>
+              <w:t>Moyenne</w:t>
+            </w:r>
+          </w:p>
+        </w:tc>
+        <w:tc>
+          <w:tcPr>
+            <w:tcW w:type="dxa" w:w="1247"/>
+          </w:tcPr>
+          <w:p>
+            <w:r>
+              <w:rPr>
+                <w:b/>
+                <w:i w:val="0"/>
+                <w:sz w:val="16"/>
+              </w:rPr>
+              <w:t>S01</w:t>
+              <w:br/>
+            </w:r>
+            <w:r>
+              <w:rPr>
+                <w:b w:val="0"/>
+                <w:i w:val="0"/>
+                <w:color w:val="64748B"/>
+                <w:sz w:val="14"/>
+              </w:rPr>
+              <w:t>Démographie</w:t>
+            </w:r>
+          </w:p>
+        </w:tc>
+        <w:tc>
+          <w:tcPr>
+            <w:tcW w:type="dxa" w:w="1531"/>
+          </w:tcPr>
+          <w:p>
+            <w:r>
+              <w:rPr>
+                <w:b/>
+                <w:i w:val="0"/>
+                <w:color w:val="16A34A"/>
+                <w:sz w:val="16"/>
+              </w:rPr>
+              <w:t>s01q23, s01q00b, s01q23_autre</w:t>
+            </w:r>
+          </w:p>
+        </w:tc>
+        <w:tc>
+          <w:tcPr>
+            <w:tcW w:type="dxa" w:w="1191"/>
+          </w:tcPr>
+          <w:p>
+            <w:r>
+              <w:rPr>
+                <w:b w:val="0"/>
+                <w:i w:val="0"/>
+                <w:color w:val="64748B"/>
+                <w:sz w:val="16"/>
+              </w:rPr>
+              <w:t>GT-CQ</w:t>
+            </w:r>
+          </w:p>
+        </w:tc>
+        <w:tc>
+          <w:tcPr>
+            <w:tcW w:type="dxa" w:w="4706"/>
+          </w:tcPr>
+          <w:p>
+            <w:r>
+              <w:rPr>
+                <w:b w:val="0"/>
+                <w:i w:val="0"/>
+                <w:sz w:val="17"/>
+              </w:rPr>
+              <w:t>La raison principale pour laquelle que MAMADOU LAMINE DIOP est venu vivre dans cette localité est il a acheté un maison et semble exister dans les modalités, prière de prendre attache avec le QG pour plus d'explication afin de la classer bien.</w:t>
+            </w:r>
+          </w:p>
+        </w:tc>
+      </w:tr>
+      <w:tr>
+        <w:tc>
+          <w:tcPr>
+            <w:tcW w:type="dxa" w:w="964"/>
+          </w:tcPr>
+          <w:p>
+            <w:r>
+              <w:rPr>
+                <w:b/>
+                <w:i w:val="0"/>
+                <w:color w:val="EA580C"/>
+                <w:sz w:val="16"/>
+              </w:rPr>
+              <w:t>Moyenne</w:t>
+            </w:r>
+          </w:p>
+        </w:tc>
+        <w:tc>
+          <w:tcPr>
+            <w:tcW w:type="dxa" w:w="1247"/>
+          </w:tcPr>
+          <w:p>
+            <w:r>
+              <w:rPr>
+                <w:b/>
+                <w:i w:val="0"/>
+                <w:sz w:val="16"/>
+              </w:rPr>
+              <w:t>S01</w:t>
+              <w:br/>
+            </w:r>
+            <w:r>
+              <w:rPr>
+                <w:b w:val="0"/>
+                <w:i w:val="0"/>
+                <w:color w:val="64748B"/>
+                <w:sz w:val="14"/>
+              </w:rPr>
+              <w:t>Démographie</w:t>
+            </w:r>
+          </w:p>
+        </w:tc>
+        <w:tc>
+          <w:tcPr>
+            <w:tcW w:type="dxa" w:w="1531"/>
+          </w:tcPr>
+          <w:p>
+            <w:r>
+              <w:rPr>
+                <w:b/>
+                <w:i w:val="0"/>
+                <w:color w:val="16A34A"/>
+                <w:sz w:val="16"/>
+              </w:rPr>
+              <w:t>s01q23, s01q00b, s01q23_autre</w:t>
+            </w:r>
+          </w:p>
+        </w:tc>
+        <w:tc>
+          <w:tcPr>
+            <w:tcW w:type="dxa" w:w="1191"/>
+          </w:tcPr>
+          <w:p>
+            <w:r>
+              <w:rPr>
+                <w:b w:val="0"/>
+                <w:i w:val="0"/>
+                <w:color w:val="64748B"/>
+                <w:sz w:val="16"/>
+              </w:rPr>
+              <w:t>GT-CQ</w:t>
+            </w:r>
+          </w:p>
+        </w:tc>
+        <w:tc>
+          <w:tcPr>
+            <w:tcW w:type="dxa" w:w="4706"/>
+          </w:tcPr>
+          <w:p>
+            <w:r>
+              <w:rPr>
+                <w:b w:val="0"/>
+                <w:i w:val="0"/>
+                <w:sz w:val="17"/>
+              </w:rPr>
+              <w:t>La raison principale pour laquelle que astou mbaye Diop est venu vivre dans cette localité est déménagement et semble exister dans les modalités, prière de prendre attache avec le QG pour plus d'explication afin de la classer bien.</w:t>
+            </w:r>
+          </w:p>
+        </w:tc>
+      </w:tr>
+      <w:tr>
+        <w:tc>
+          <w:tcPr>
+            <w:tcW w:type="dxa" w:w="964"/>
+          </w:tcPr>
+          <w:p>
+            <w:r>
+              <w:rPr>
+                <w:b/>
+                <w:i w:val="0"/>
+                <w:color w:val="EA580C"/>
+                <w:sz w:val="16"/>
+              </w:rPr>
+              <w:t>Moyenne</w:t>
+            </w:r>
+          </w:p>
+        </w:tc>
+        <w:tc>
+          <w:tcPr>
+            <w:tcW w:type="dxa" w:w="1247"/>
+          </w:tcPr>
+          <w:p>
+            <w:r>
+              <w:rPr>
+                <w:b/>
+                <w:i w:val="0"/>
+                <w:sz w:val="16"/>
+              </w:rPr>
+              <w:t>S01</w:t>
+              <w:br/>
+            </w:r>
+            <w:r>
+              <w:rPr>
+                <w:b w:val="0"/>
+                <w:i w:val="0"/>
+                <w:color w:val="64748B"/>
+                <w:sz w:val="14"/>
+              </w:rPr>
+              <w:t>Démographie</w:t>
+            </w:r>
+          </w:p>
+        </w:tc>
+        <w:tc>
+          <w:tcPr>
+            <w:tcW w:type="dxa" w:w="1531"/>
+          </w:tcPr>
+          <w:p>
+            <w:r>
+              <w:rPr>
+                <w:b/>
+                <w:i w:val="0"/>
+                <w:color w:val="16A34A"/>
+                <w:sz w:val="16"/>
+              </w:rPr>
+              <w:t>s01q23, s01q00b, s01q23_autre</w:t>
+            </w:r>
+          </w:p>
+        </w:tc>
+        <w:tc>
+          <w:tcPr>
+            <w:tcW w:type="dxa" w:w="1191"/>
+          </w:tcPr>
+          <w:p>
+            <w:r>
+              <w:rPr>
+                <w:b w:val="0"/>
+                <w:i w:val="0"/>
+                <w:color w:val="64748B"/>
+                <w:sz w:val="16"/>
+              </w:rPr>
+              <w:t>GT-CQ</w:t>
+            </w:r>
+          </w:p>
+        </w:tc>
+        <w:tc>
+          <w:tcPr>
+            <w:tcW w:type="dxa" w:w="4706"/>
+          </w:tcPr>
+          <w:p>
+            <w:r>
+              <w:rPr>
+                <w:b w:val="0"/>
+                <w:i w:val="0"/>
+                <w:sz w:val="17"/>
+              </w:rPr>
+              <w:t>L'utilisations de l'internet  de astou mbaye Diop est regarde des films et semble exister dans les modalités, prière de prendre attache avec le QG pour plus d'explication afin de la classer bien.</w:t>
+            </w:r>
+          </w:p>
+        </w:tc>
+      </w:tr>
+      <w:tr>
+        <w:tc>
+          <w:tcPr>
+            <w:tcW w:type="dxa" w:w="964"/>
+          </w:tcPr>
+          <w:p>
+            <w:r>
+              <w:rPr>
+                <w:b/>
+                <w:i w:val="0"/>
+                <w:color w:val="EA580C"/>
+                <w:sz w:val="16"/>
+              </w:rPr>
+              <w:t>Moyenne</w:t>
+            </w:r>
+          </w:p>
+        </w:tc>
+        <w:tc>
+          <w:tcPr>
+            <w:tcW w:type="dxa" w:w="1247"/>
+          </w:tcPr>
+          <w:p>
+            <w:r>
+              <w:rPr>
+                <w:b/>
+                <w:i w:val="0"/>
+                <w:sz w:val="16"/>
+              </w:rPr>
+              <w:t>S01</w:t>
+              <w:br/>
+            </w:r>
+            <w:r>
+              <w:rPr>
+                <w:b w:val="0"/>
+                <w:i w:val="0"/>
+                <w:color w:val="64748B"/>
+                <w:sz w:val="14"/>
+              </w:rPr>
+              <w:t>Démographie</w:t>
+            </w:r>
+          </w:p>
+        </w:tc>
+        <w:tc>
+          <w:tcPr>
+            <w:tcW w:type="dxa" w:w="1531"/>
+          </w:tcPr>
+          <w:p>
+            <w:r>
+              <w:rPr>
+                <w:b/>
+                <w:i w:val="0"/>
+                <w:color w:val="16A34A"/>
+                <w:sz w:val="16"/>
+              </w:rPr>
+              <w:t>—</w:t>
+            </w:r>
+          </w:p>
+        </w:tc>
+        <w:tc>
+          <w:tcPr>
+            <w:tcW w:type="dxa" w:w="1191"/>
+          </w:tcPr>
+          <w:p>
+            <w:r>
+              <w:rPr>
+                <w:b w:val="0"/>
+                <w:i w:val="0"/>
+                <w:color w:val="64748B"/>
+                <w:sz w:val="16"/>
+              </w:rPr>
+              <w:t>GT-CQ</w:t>
+            </w:r>
+          </w:p>
+        </w:tc>
+        <w:tc>
+          <w:tcPr>
+            <w:tcW w:type="dxa" w:w="4706"/>
+          </w:tcPr>
+          <w:p>
+            <w:r>
+              <w:rPr>
+                <w:b w:val="0"/>
+                <w:i w:val="0"/>
+                <w:sz w:val="17"/>
+              </w:rPr>
+              <w:t>Prière de verifier l'information donnée par astou mbaye Diop ou corriger au niveau de la section 1.</w:t>
+            </w:r>
+          </w:p>
+        </w:tc>
+      </w:tr>
+      <w:tr>
+        <w:tc>
+          <w:tcPr>
+            <w:tcW w:type="dxa" w:w="964"/>
+          </w:tcPr>
+          <w:p>
+            <w:r>
+              <w:rPr>
+                <w:b/>
+                <w:i w:val="0"/>
+                <w:color w:val="EA580C"/>
+                <w:sz w:val="16"/>
+              </w:rPr>
+              <w:t>Moyenne</w:t>
+            </w:r>
+          </w:p>
+        </w:tc>
+        <w:tc>
+          <w:tcPr>
+            <w:tcW w:type="dxa" w:w="1247"/>
+          </w:tcPr>
+          <w:p>
+            <w:r>
+              <w:rPr>
+                <w:b/>
+                <w:i w:val="0"/>
+                <w:sz w:val="16"/>
+              </w:rPr>
+              <w:t>S01</w:t>
+              <w:br/>
+            </w:r>
+            <w:r>
+              <w:rPr>
+                <w:b w:val="0"/>
+                <w:i w:val="0"/>
+                <w:color w:val="64748B"/>
+                <w:sz w:val="14"/>
+              </w:rPr>
+              <w:t>Démographie</w:t>
+            </w:r>
+          </w:p>
+        </w:tc>
+        <w:tc>
+          <w:tcPr>
+            <w:tcW w:type="dxa" w:w="1531"/>
+          </w:tcPr>
+          <w:p>
+            <w:r>
+              <w:rPr>
+                <w:b/>
+                <w:i w:val="0"/>
+                <w:color w:val="16A34A"/>
+                <w:sz w:val="16"/>
+              </w:rPr>
+              <w:t>s01q23, s01q00b, s01q23_autre</w:t>
+            </w:r>
+          </w:p>
+        </w:tc>
+        <w:tc>
+          <w:tcPr>
+            <w:tcW w:type="dxa" w:w="1191"/>
+          </w:tcPr>
+          <w:p>
+            <w:r>
+              <w:rPr>
+                <w:b w:val="0"/>
+                <w:i w:val="0"/>
+                <w:color w:val="64748B"/>
+                <w:sz w:val="16"/>
+              </w:rPr>
+              <w:t>GT-CQ</w:t>
+            </w:r>
+          </w:p>
+        </w:tc>
+        <w:tc>
+          <w:tcPr>
+            <w:tcW w:type="dxa" w:w="4706"/>
+          </w:tcPr>
+          <w:p>
+            <w:r>
+              <w:rPr>
+                <w:b w:val="0"/>
+                <w:i w:val="0"/>
+                <w:sz w:val="17"/>
+              </w:rPr>
+              <w:t>La raison principale pour laquelle que mouhamadou moustapha Diop est venu vivre dans cette localité est déménagement et semble exister dans les modalités, prière de prendre attache avec le QG pour plus d'explication afin de la classer bien.</w:t>
+            </w:r>
+          </w:p>
+        </w:tc>
+      </w:tr>
+      <w:tr>
+        <w:tc>
+          <w:tcPr>
+            <w:tcW w:type="dxa" w:w="964"/>
+          </w:tcPr>
+          <w:p>
+            <w:r>
+              <w:rPr>
+                <w:b/>
+                <w:i w:val="0"/>
+                <w:color w:val="EA580C"/>
+                <w:sz w:val="16"/>
+              </w:rPr>
+              <w:t>Moyenne</w:t>
+            </w:r>
+          </w:p>
+        </w:tc>
+        <w:tc>
+          <w:tcPr>
+            <w:tcW w:type="dxa" w:w="1247"/>
+          </w:tcPr>
+          <w:p>
+            <w:r>
+              <w:rPr>
+                <w:b/>
+                <w:i w:val="0"/>
+                <w:sz w:val="16"/>
+              </w:rPr>
+              <w:t>S01</w:t>
+              <w:br/>
+            </w:r>
+            <w:r>
+              <w:rPr>
+                <w:b w:val="0"/>
+                <w:i w:val="0"/>
+                <w:color w:val="64748B"/>
+                <w:sz w:val="14"/>
+              </w:rPr>
+              <w:t>Démographie</w:t>
+            </w:r>
+          </w:p>
+        </w:tc>
+        <w:tc>
+          <w:tcPr>
+            <w:tcW w:type="dxa" w:w="1531"/>
+          </w:tcPr>
+          <w:p>
+            <w:r>
+              <w:rPr>
+                <w:b/>
+                <w:i w:val="0"/>
+                <w:color w:val="16A34A"/>
+                <w:sz w:val="16"/>
+              </w:rPr>
+              <w:t>—</w:t>
+            </w:r>
+          </w:p>
+        </w:tc>
+        <w:tc>
+          <w:tcPr>
+            <w:tcW w:type="dxa" w:w="1191"/>
+          </w:tcPr>
+          <w:p>
+            <w:r>
+              <w:rPr>
+                <w:b w:val="0"/>
+                <w:i w:val="0"/>
+                <w:color w:val="64748B"/>
+                <w:sz w:val="16"/>
+              </w:rPr>
+              <w:t>GT-CQ</w:t>
+            </w:r>
+          </w:p>
+        </w:tc>
+        <w:tc>
+          <w:tcPr>
+            <w:tcW w:type="dxa" w:w="4706"/>
+          </w:tcPr>
+          <w:p>
+            <w:r>
+              <w:rPr>
+                <w:b w:val="0"/>
+                <w:i w:val="0"/>
+                <w:sz w:val="17"/>
+              </w:rPr>
+              <w:t>Prière de verifier l'information donnée par mouhamadou moustapha Diop ou corriger au niveau de la section 1.</w:t>
+            </w:r>
+          </w:p>
+        </w:tc>
+      </w:tr>
+      <w:tr>
+        <w:tc>
+          <w:tcPr>
+            <w:tcW w:type="dxa" w:w="964"/>
+          </w:tcPr>
+          <w:p>
+            <w:r>
+              <w:rPr>
+                <w:b/>
+                <w:i w:val="0"/>
+                <w:color w:val="EA580C"/>
+                <w:sz w:val="16"/>
+              </w:rPr>
+              <w:t>Moyenne</w:t>
+            </w:r>
+          </w:p>
+        </w:tc>
+        <w:tc>
+          <w:tcPr>
+            <w:tcW w:type="dxa" w:w="1247"/>
+          </w:tcPr>
+          <w:p>
+            <w:r>
+              <w:rPr>
+                <w:b/>
+                <w:i w:val="0"/>
+                <w:sz w:val="16"/>
+              </w:rPr>
+              <w:t>S01</w:t>
+              <w:br/>
+            </w:r>
+            <w:r>
+              <w:rPr>
+                <w:b w:val="0"/>
+                <w:i w:val="0"/>
+                <w:color w:val="64748B"/>
+                <w:sz w:val="14"/>
+              </w:rPr>
+              <w:t>Démographie</w:t>
+            </w:r>
+          </w:p>
+        </w:tc>
+        <w:tc>
+          <w:tcPr>
+            <w:tcW w:type="dxa" w:w="1531"/>
+          </w:tcPr>
+          <w:p>
+            <w:r>
+              <w:rPr>
+                <w:b/>
+                <w:i w:val="0"/>
+                <w:color w:val="16A34A"/>
+                <w:sz w:val="16"/>
+              </w:rPr>
+              <w:t>s01q23, s01q00b, s01q23_autre</w:t>
+            </w:r>
+          </w:p>
+        </w:tc>
+        <w:tc>
+          <w:tcPr>
+            <w:tcW w:type="dxa" w:w="1191"/>
+          </w:tcPr>
+          <w:p>
+            <w:r>
+              <w:rPr>
+                <w:b w:val="0"/>
+                <w:i w:val="0"/>
+                <w:color w:val="64748B"/>
+                <w:sz w:val="16"/>
+              </w:rPr>
+              <w:t>GT-CQ</w:t>
+            </w:r>
+          </w:p>
+        </w:tc>
+        <w:tc>
+          <w:tcPr>
+            <w:tcW w:type="dxa" w:w="4706"/>
+          </w:tcPr>
+          <w:p>
+            <w:r>
+              <w:rPr>
+                <w:b w:val="0"/>
+                <w:i w:val="0"/>
+                <w:sz w:val="17"/>
+              </w:rPr>
+              <w:t>La raison principale pour laquelle que ndeye arame Diop est venu vivre dans cette localité est déménagement et semble exister dans les modalités, prière de prendre attache avec le QG pour plus d'explication afin de la classer bien.</w:t>
+            </w:r>
+          </w:p>
+        </w:tc>
+      </w:tr>
+      <w:tr>
+        <w:tc>
+          <w:tcPr>
+            <w:tcW w:type="dxa" w:w="964"/>
+          </w:tcPr>
+          <w:p>
+            <w:r>
+              <w:rPr>
+                <w:b/>
+                <w:i w:val="0"/>
+                <w:color w:val="EA580C"/>
+                <w:sz w:val="16"/>
+              </w:rPr>
+              <w:t>Moyenne</w:t>
+            </w:r>
+          </w:p>
+        </w:tc>
+        <w:tc>
+          <w:tcPr>
+            <w:tcW w:type="dxa" w:w="1247"/>
+          </w:tcPr>
+          <w:p>
+            <w:r>
+              <w:rPr>
+                <w:b/>
+                <w:i w:val="0"/>
+                <w:sz w:val="16"/>
+              </w:rPr>
+              <w:t>S01</w:t>
+              <w:br/>
+            </w:r>
+            <w:r>
+              <w:rPr>
+                <w:b w:val="0"/>
+                <w:i w:val="0"/>
+                <w:color w:val="64748B"/>
+                <w:sz w:val="14"/>
+              </w:rPr>
+              <w:t>Démographie</w:t>
+            </w:r>
+          </w:p>
+        </w:tc>
+        <w:tc>
+          <w:tcPr>
+            <w:tcW w:type="dxa" w:w="1531"/>
+          </w:tcPr>
+          <w:p>
+            <w:r>
+              <w:rPr>
+                <w:b/>
+                <w:i w:val="0"/>
+                <w:color w:val="16A34A"/>
+                <w:sz w:val="16"/>
+              </w:rPr>
+              <w:t>—</w:t>
+            </w:r>
+          </w:p>
+        </w:tc>
+        <w:tc>
+          <w:tcPr>
+            <w:tcW w:type="dxa" w:w="1191"/>
+          </w:tcPr>
+          <w:p>
+            <w:r>
+              <w:rPr>
+                <w:b w:val="0"/>
+                <w:i w:val="0"/>
+                <w:color w:val="64748B"/>
+                <w:sz w:val="16"/>
+              </w:rPr>
+              <w:t>GT-CQ</w:t>
+            </w:r>
+          </w:p>
+        </w:tc>
+        <w:tc>
+          <w:tcPr>
+            <w:tcW w:type="dxa" w:w="4706"/>
+          </w:tcPr>
+          <w:p>
+            <w:r>
+              <w:rPr>
+                <w:b w:val="0"/>
+                <w:i w:val="0"/>
+                <w:sz w:val="17"/>
+              </w:rPr>
+              <w:t>Prière de verifier l'information donnée par ndeye arame Diop ou corriger au niveau de la section 1.</w:t>
+            </w:r>
+          </w:p>
+        </w:tc>
+      </w:tr>
+      <w:tr>
+        <w:tc>
+          <w:tcPr>
+            <w:tcW w:type="dxa" w:w="964"/>
+          </w:tcPr>
+          <w:p>
+            <w:r>
+              <w:rPr>
+                <w:b/>
+                <w:i w:val="0"/>
+                <w:color w:val="EA580C"/>
+                <w:sz w:val="16"/>
+              </w:rPr>
+              <w:t>Moyenne</w:t>
+            </w:r>
+          </w:p>
+        </w:tc>
+        <w:tc>
+          <w:tcPr>
+            <w:tcW w:type="dxa" w:w="1247"/>
+          </w:tcPr>
+          <w:p>
+            <w:r>
+              <w:rPr>
+                <w:b/>
+                <w:i w:val="0"/>
+                <w:sz w:val="16"/>
+              </w:rPr>
               <w:t>S02</w:t>
               <w:br/>
             </w:r>
@@ -1624,7 +3784,7 @@
                 <w:color w:val="16A34A"/>
                 <w:sz w:val="16"/>
               </w:rPr>
-              <w:t>—</w:t>
+              <w:t>s01q63, s00q04, s02q25, s01q00b, s02q17_2, s02q15_2</w:t>
             </w:r>
           </w:p>
         </w:tc>
@@ -1655,7 +3815,7 @@
                 <w:i w:val="0"/>
                 <w:sz w:val="17"/>
               </w:rPr>
-              <w:t>Incohérence ! ndeye mayoussou mbaye frequente actuellement 4ème année de Supérieur mais dit avoir reçu une bourse de 350000 FCFA.</w:t>
+              <w:t>Dans les milieux urbains c'est peu probable de voir une école dont les élèves ou étudiants ne dépensent pas en frais d'uniformes, prière de verifier pour mouhamed naby gueye qui fréquente 4ème année de Secondaire 1 (Moyen) Général et corriger ou confirmer avec le QG.</w:t>
             </w:r>
           </w:p>
         </w:tc>
@@ -1670,10 +3830,10 @@
               <w:rPr>
                 <w:b/>
                 <w:i w:val="0"/>
-                <w:color w:val="DC2626"/>
-                <w:sz w:val="16"/>
-              </w:rPr>
-              <w:t>Haute</w:t>
+                <w:color w:val="EA580C"/>
+                <w:sz w:val="16"/>
+              </w:rPr>
+              <w:t>Moyenne</w:t>
             </w:r>
           </w:p>
         </w:tc>
@@ -1688,7 +3848,7 @@
                 <w:i w:val="0"/>
                 <w:sz w:val="16"/>
               </w:rPr>
-              <w:t>S04</w:t>
+              <w:t>S02</w:t>
               <w:br/>
             </w:r>
             <w:r>
@@ -1698,7 +3858,7 @@
                 <w:color w:val="64748B"/>
                 <w:sz w:val="14"/>
               </w:rPr>
-              <w:t>Emploi</w:t>
+              <w:t>Éducation</w:t>
             </w:r>
           </w:p>
         </w:tc>
@@ -1714,7 +3874,7 @@
                 <w:color w:val="16A34A"/>
                 <w:sz w:val="16"/>
               </w:rPr>
-              <w:t>s01q49, s02q24, s04q37, s04q50, s01q00b</w:t>
+              <w:t>s01q63, s00q04, s02q25, s01q00b, s02q17_2, s02q15_2</w:t>
             </w:r>
           </w:p>
         </w:tc>
@@ -1745,7 +3905,7 @@
                 <w:i w:val="0"/>
                 <w:sz w:val="17"/>
               </w:rPr>
-              <w:t>Incoherence! astou mbaye Diop a comme secteur institutionel Etat/Collectivité locale ou Entreprise Publique/Parapublique et dit n'avoir pas un bulletin de salaire, prière de corriger cette incoherence.</w:t>
+              <w:t>Dans les milieux urbains c'est peu probable de voir une école dont les élèves ou étudiants ne dépensent pas en frais d'uniformes, prière de verifier pour ndeye mayoussou mbaye qui fréquente 4ème année de Supérieur et corriger ou confirmer avec le QG.</w:t>
             </w:r>
           </w:p>
         </w:tc>
@@ -1760,10 +3920,10 @@
               <w:rPr>
                 <w:b/>
                 <w:i w:val="0"/>
-                <w:color w:val="DC2626"/>
-                <w:sz w:val="16"/>
-              </w:rPr>
-              <w:t>Haute</w:t>
+                <w:color w:val="EA580C"/>
+                <w:sz w:val="16"/>
+              </w:rPr>
+              <w:t>Moyenne</w:t>
             </w:r>
           </w:p>
         </w:tc>
@@ -1778,7 +3938,7 @@
                 <w:i w:val="0"/>
                 <w:sz w:val="16"/>
               </w:rPr>
-              <w:t>S04</w:t>
+              <w:t>S02</w:t>
               <w:br/>
             </w:r>
             <w:r>
@@ -1788,7 +3948,7 @@
                 <w:color w:val="64748B"/>
                 <w:sz w:val="14"/>
               </w:rPr>
-              <w:t>Emploi</w:t>
+              <w:t>Éducation</w:t>
             </w:r>
           </w:p>
         </w:tc>
@@ -1835,7 +3995,7 @@
                 <w:i w:val="0"/>
                 <w:sz w:val="17"/>
               </w:rPr>
-              <w:t>Incohérence détectée ! Il semble peu probable que mouhamadou moustapha Diop occupe un emploi pour l'ETAT/collectivités locales ou dans une entreprise publique/parapublique tout en travaillant moins de 20 jours par mois.</w:t>
+              <w:t>Prière de corriger ou confirmer cette information avec le QG.</w:t>
             </w:r>
           </w:p>
         </w:tc>
@@ -1850,10 +4010,10 @@
               <w:rPr>
                 <w:b/>
                 <w:i w:val="0"/>
-                <w:color w:val="DC2626"/>
-                <w:sz w:val="16"/>
-              </w:rPr>
-              <w:t>Haute</w:t>
+                <w:color w:val="EA580C"/>
+                <w:sz w:val="16"/>
+              </w:rPr>
+              <w:t>Moyenne</w:t>
             </w:r>
           </w:p>
         </w:tc>
@@ -1868,7 +4028,7 @@
                 <w:i w:val="0"/>
                 <w:sz w:val="16"/>
               </w:rPr>
-              <w:t>S04</w:t>
+              <w:t>S02</w:t>
               <w:br/>
             </w:r>
             <w:r>
@@ -1878,7 +4038,7 @@
                 <w:color w:val="64748B"/>
                 <w:sz w:val="14"/>
               </w:rPr>
-              <w:t>Emploi</w:t>
+              <w:t>Éducation</w:t>
             </w:r>
           </w:p>
         </w:tc>
@@ -1894,7 +4054,7 @@
                 <w:color w:val="16A34A"/>
                 <w:sz w:val="16"/>
               </w:rPr>
-              <w:t>—</w:t>
+              <w:t>s01q23, s01q00b, s01q23_autre</w:t>
             </w:r>
           </w:p>
         </w:tc>
@@ -1925,2437 +4085,7 @@
                 <w:i w:val="0"/>
                 <w:sz w:val="17"/>
               </w:rPr>
-              <w:t>Incohérence détectée ! Il semble peu probable que mouhamadou moustapha Diop occupe un emploi pour l'ETAT/collectivités locales ou dans une entreprise publique/parapublique tout en travaillant moins de  6h par jour.</w:t>
-            </w:r>
-          </w:p>
-        </w:tc>
-      </w:tr>
-      <w:tr>
-        <w:tc>
-          <w:tcPr>
-            <w:tcW w:type="dxa" w:w="964"/>
-          </w:tcPr>
-          <w:p>
-            <w:r>
-              <w:rPr>
-                <w:b/>
-                <w:i w:val="0"/>
-                <w:color w:val="DC2626"/>
-                <w:sz w:val="16"/>
-              </w:rPr>
-              <w:t>Haute</w:t>
-            </w:r>
-          </w:p>
-        </w:tc>
-        <w:tc>
-          <w:tcPr>
-            <w:tcW w:type="dxa" w:w="1247"/>
-          </w:tcPr>
-          <w:p>
-            <w:r>
-              <w:rPr>
-                <w:b/>
-                <w:i w:val="0"/>
-                <w:sz w:val="16"/>
-              </w:rPr>
-              <w:t>S04</w:t>
-              <w:br/>
-            </w:r>
-            <w:r>
-              <w:rPr>
-                <w:b w:val="0"/>
-                <w:i w:val="0"/>
-                <w:color w:val="64748B"/>
-                <w:sz w:val="14"/>
-              </w:rPr>
-              <w:t>Emploi</w:t>
-            </w:r>
-          </w:p>
-        </w:tc>
-        <w:tc>
-          <w:tcPr>
-            <w:tcW w:type="dxa" w:w="1531"/>
-          </w:tcPr>
-          <w:p>
-            <w:r>
-              <w:rPr>
-                <w:b/>
-                <w:i w:val="0"/>
-                <w:color w:val="16A34A"/>
-                <w:sz w:val="16"/>
-              </w:rPr>
-              <w:t>—</w:t>
-            </w:r>
-          </w:p>
-        </w:tc>
-        <w:tc>
-          <w:tcPr>
-            <w:tcW w:type="dxa" w:w="1191"/>
-          </w:tcPr>
-          <w:p>
-            <w:r>
-              <w:rPr>
-                <w:b w:val="0"/>
-                <w:i w:val="0"/>
-                <w:color w:val="64748B"/>
-                <w:sz w:val="16"/>
-              </w:rPr>
-              <w:t>GT-CQ</w:t>
-            </w:r>
-          </w:p>
-        </w:tc>
-        <w:tc>
-          <w:tcPr>
-            <w:tcW w:type="dxa" w:w="4706"/>
-          </w:tcPr>
-          <w:p>
-            <w:r>
-              <w:rPr>
-                <w:b w:val="0"/>
-                <w:i w:val="0"/>
-                <w:sz w:val="17"/>
-              </w:rPr>
-              <w:t>Incohérence détectée ! Il semble peu probable que astou mbaye Diop occupe un emploi secondaire pour l'ETAT/collectivités locales ou dans une entreprise publique/parapublique tout en travaillant moins de  8h par jour.</w:t>
-            </w:r>
-          </w:p>
-        </w:tc>
-      </w:tr>
-      <w:tr>
-        <w:tc>
-          <w:tcPr>
-            <w:tcW w:type="dxa" w:w="964"/>
-          </w:tcPr>
-          <w:p>
-            <w:r>
-              <w:rPr>
-                <w:b/>
-                <w:i w:val="0"/>
-                <w:color w:val="DC2626"/>
-                <w:sz w:val="16"/>
-              </w:rPr>
-              <w:t>Haute</w:t>
-            </w:r>
-          </w:p>
-        </w:tc>
-        <w:tc>
-          <w:tcPr>
-            <w:tcW w:type="dxa" w:w="1247"/>
-          </w:tcPr>
-          <w:p>
-            <w:r>
-              <w:rPr>
-                <w:b/>
-                <w:i w:val="0"/>
-                <w:sz w:val="16"/>
-              </w:rPr>
-              <w:t>S11</w:t>
-              <w:br/>
-            </w:r>
-            <w:r>
-              <w:rPr>
-                <w:b w:val="0"/>
-                <w:i w:val="0"/>
-                <w:color w:val="64748B"/>
-                <w:sz w:val="14"/>
-              </w:rPr>
-              <w:t>Logement / cadre de vie</w:t>
-            </w:r>
-          </w:p>
-        </w:tc>
-        <w:tc>
-          <w:tcPr>
-            <w:tcW w:type="dxa" w:w="1531"/>
-          </w:tcPr>
-          <w:p>
-            <w:r>
-              <w:rPr>
-                <w:b/>
-                <w:i w:val="0"/>
-                <w:color w:val="16A34A"/>
-                <w:sz w:val="16"/>
-              </w:rPr>
-              <w:t>s01q10, s02q30, s02q34, s03q50, s04q23, s04q24, s04q37, s04q44</w:t>
-            </w:r>
-          </w:p>
-        </w:tc>
-        <w:tc>
-          <w:tcPr>
-            <w:tcW w:type="dxa" w:w="1191"/>
-          </w:tcPr>
-          <w:p>
-            <w:r>
-              <w:rPr>
-                <w:b w:val="0"/>
-                <w:i w:val="0"/>
-                <w:color w:val="64748B"/>
-                <w:sz w:val="16"/>
-              </w:rPr>
-              <w:t>GT-CQ</w:t>
-            </w:r>
-          </w:p>
-        </w:tc>
-        <w:tc>
-          <w:tcPr>
-            <w:tcW w:type="dxa" w:w="4706"/>
-          </w:tcPr>
-          <w:p>
-            <w:r>
-              <w:rPr>
-                <w:b w:val="0"/>
-                <w:i w:val="0"/>
-                <w:sz w:val="17"/>
-              </w:rPr>
-              <w:t>Le montant de la dernière facture d'eau est de 31100 FCFA Tous les 2 mois qui semble incohérent, Prière de vérifier les questions 11.23a et 11.23b auprès du ménage ou confirmer.</w:t>
-            </w:r>
-          </w:p>
-        </w:tc>
-      </w:tr>
-      <w:tr>
-        <w:tc>
-          <w:tcPr>
-            <w:tcW w:type="dxa" w:w="964"/>
-          </w:tcPr>
-          <w:p>
-            <w:r>
-              <w:rPr>
-                <w:b/>
-                <w:i w:val="0"/>
-                <w:color w:val="DC2626"/>
-                <w:sz w:val="16"/>
-              </w:rPr>
-              <w:t>Haute</w:t>
-            </w:r>
-          </w:p>
-        </w:tc>
-        <w:tc>
-          <w:tcPr>
-            <w:tcW w:type="dxa" w:w="1247"/>
-          </w:tcPr>
-          <w:p>
-            <w:r>
-              <w:rPr>
-                <w:b/>
-                <w:i w:val="0"/>
-                <w:sz w:val="16"/>
-              </w:rPr>
-              <w:t>S11</w:t>
-              <w:br/>
-            </w:r>
-            <w:r>
-              <w:rPr>
-                <w:b w:val="0"/>
-                <w:i w:val="0"/>
-                <w:color w:val="64748B"/>
-                <w:sz w:val="14"/>
-              </w:rPr>
-              <w:t>Logement / cadre de vie</w:t>
-            </w:r>
-          </w:p>
-        </w:tc>
-        <w:tc>
-          <w:tcPr>
-            <w:tcW w:type="dxa" w:w="1531"/>
-          </w:tcPr>
-          <w:p>
-            <w:r>
-              <w:rPr>
-                <w:b/>
-                <w:i w:val="0"/>
-                <w:color w:val="16A34A"/>
-                <w:sz w:val="16"/>
-              </w:rPr>
-              <w:t>s01q36, s01q38, s04q24, s02q13, s11q35a, s11q35b_code</w:t>
-            </w:r>
-          </w:p>
-        </w:tc>
-        <w:tc>
-          <w:tcPr>
-            <w:tcW w:type="dxa" w:w="1191"/>
-          </w:tcPr>
-          <w:p>
-            <w:r>
-              <w:rPr>
-                <w:b w:val="0"/>
-                <w:i w:val="0"/>
-                <w:color w:val="64748B"/>
-                <w:sz w:val="16"/>
-              </w:rPr>
-              <w:t>GT-CQ</w:t>
-            </w:r>
-          </w:p>
-        </w:tc>
-        <w:tc>
-          <w:tcPr>
-            <w:tcW w:type="dxa" w:w="4706"/>
-          </w:tcPr>
-          <w:p>
-            <w:r>
-              <w:rPr>
-                <w:b w:val="0"/>
-                <w:i w:val="0"/>
-                <w:sz w:val="17"/>
-              </w:rPr>
-              <w:t>Le montant de la dernière facture d'électricité est de 35000 FCFA Mensuel qui semble incohérent, Prière de vérifier les questions 11.35a et 11.35b auprès du ménage ou confirmer.</w:t>
-            </w:r>
-          </w:p>
-        </w:tc>
-      </w:tr>
-      <w:tr>
-        <w:tc>
-          <w:tcPr>
-            <w:tcW w:type="dxa" w:w="964"/>
-          </w:tcPr>
-          <w:p>
-            <w:r>
-              <w:rPr>
-                <w:b/>
-                <w:i w:val="0"/>
-                <w:color w:val="DC2626"/>
-                <w:sz w:val="16"/>
-              </w:rPr>
-              <w:t>Haute</w:t>
-            </w:r>
-          </w:p>
-        </w:tc>
-        <w:tc>
-          <w:tcPr>
-            <w:tcW w:type="dxa" w:w="1247"/>
-          </w:tcPr>
-          <w:p>
-            <w:r>
-              <w:rPr>
-                <w:b/>
-                <w:i w:val="0"/>
-                <w:sz w:val="16"/>
-              </w:rPr>
-              <w:t>S13</w:t>
-              <w:br/>
-            </w:r>
-            <w:r>
-              <w:rPr>
-                <w:b w:val="0"/>
-                <w:i w:val="0"/>
-                <w:color w:val="64748B"/>
-                <w:sz w:val="14"/>
-              </w:rPr>
-              <w:t>Transferts</w:t>
-            </w:r>
-          </w:p>
-        </w:tc>
-        <w:tc>
-          <w:tcPr>
-            <w:tcW w:type="dxa" w:w="1531"/>
-          </w:tcPr>
-          <w:p>
-            <w:r>
-              <w:rPr>
-                <w:b/>
-                <w:i w:val="0"/>
-                <w:color w:val="16A34A"/>
-                <w:sz w:val="16"/>
-              </w:rPr>
-              <w:t>s00q27, s01q00a, s01q12, s01q13, s02q04, s03q11, s03q12, s01q01</w:t>
-            </w:r>
-          </w:p>
-        </w:tc>
-        <w:tc>
-          <w:tcPr>
-            <w:tcW w:type="dxa" w:w="1191"/>
-          </w:tcPr>
-          <w:p>
-            <w:r>
-              <w:rPr>
-                <w:b w:val="0"/>
-                <w:i w:val="0"/>
-                <w:color w:val="64748B"/>
-                <w:sz w:val="16"/>
-              </w:rPr>
-              <w:t>GT-CQ</w:t>
-            </w:r>
-          </w:p>
-        </w:tc>
-        <w:tc>
-          <w:tcPr>
-            <w:tcW w:type="dxa" w:w="4706"/>
-          </w:tcPr>
-          <w:p>
-            <w:r>
-              <w:rPr>
-                <w:b w:val="0"/>
-                <w:i w:val="0"/>
-                <w:sz w:val="17"/>
-              </w:rPr>
-              <w:t>L'âge du béneficiaire d'argent dans la section 13b (Transfert emis) semble incoherent voir élévé, prière de verifier ou corriger.</w:t>
-            </w:r>
-          </w:p>
-        </w:tc>
-      </w:tr>
-      <w:tr>
-        <w:tc>
-          <w:tcPr>
-            <w:tcW w:type="dxa" w:w="964"/>
-          </w:tcPr>
-          <w:p>
-            <w:r>
-              <w:rPr>
-                <w:b/>
-                <w:i w:val="0"/>
-                <w:color w:val="DC2626"/>
-                <w:sz w:val="16"/>
-              </w:rPr>
-              <w:t>Haute</w:t>
-            </w:r>
-          </w:p>
-        </w:tc>
-        <w:tc>
-          <w:tcPr>
-            <w:tcW w:type="dxa" w:w="1247"/>
-          </w:tcPr>
-          <w:p>
-            <w:r>
-              <w:rPr>
-                <w:b/>
-                <w:i w:val="0"/>
-                <w:sz w:val="16"/>
-              </w:rPr>
-              <w:t>S20</w:t>
-              <w:br/>
-            </w:r>
-            <w:r>
-              <w:rPr>
-                <w:b w:val="0"/>
-                <w:i w:val="0"/>
-                <w:color w:val="64748B"/>
-                <w:sz w:val="14"/>
-              </w:rPr>
-              <w:t>Gouvernance / autres</w:t>
-            </w:r>
-          </w:p>
-        </w:tc>
-        <w:tc>
-          <w:tcPr>
-            <w:tcW w:type="dxa" w:w="1531"/>
-          </w:tcPr>
-          <w:p>
-            <w:r>
-              <w:rPr>
-                <w:b/>
-                <w:i w:val="0"/>
-                <w:color w:val="16A34A"/>
-                <w:sz w:val="16"/>
-              </w:rPr>
-              <w:t>—</w:t>
-            </w:r>
-          </w:p>
-        </w:tc>
-        <w:tc>
-          <w:tcPr>
-            <w:tcW w:type="dxa" w:w="1191"/>
-          </w:tcPr>
-          <w:p>
-            <w:r>
-              <w:rPr>
-                <w:b w:val="0"/>
-                <w:i w:val="0"/>
-                <w:color w:val="64748B"/>
-                <w:sz w:val="16"/>
-              </w:rPr>
-              <w:t>GT-CQ</w:t>
-            </w:r>
-          </w:p>
-        </w:tc>
-        <w:tc>
-          <w:tcPr>
-            <w:tcW w:type="dxa" w:w="4706"/>
-          </w:tcPr>
-          <w:p>
-            <w:r>
-              <w:rPr>
-                <w:b w:val="0"/>
-                <w:i w:val="0"/>
-                <w:sz w:val="17"/>
-              </w:rPr>
-              <w:t>Incohérence détectée ! Le ménage a précédemment déclaré vivre « Bien » ou « Assez bien » selon son revenu en 20A.02.</w:t>
-            </w:r>
-          </w:p>
-        </w:tc>
-      </w:tr>
-      <w:tr>
-        <w:tc>
-          <w:tcPr>
-            <w:tcW w:type="dxa" w:w="964"/>
-          </w:tcPr>
-          <w:p>
-            <w:r>
-              <w:rPr>
-                <w:b/>
-                <w:i w:val="0"/>
-                <w:color w:val="EA580C"/>
-                <w:sz w:val="16"/>
-              </w:rPr>
-              <w:t>Moyenne</w:t>
-            </w:r>
-          </w:p>
-        </w:tc>
-        <w:tc>
-          <w:tcPr>
-            <w:tcW w:type="dxa" w:w="1247"/>
-          </w:tcPr>
-          <w:p>
-            <w:r>
-              <w:rPr>
-                <w:b/>
-                <w:i w:val="0"/>
-                <w:sz w:val="16"/>
-              </w:rPr>
-              <w:t>S00</w:t>
-              <w:br/>
-            </w:r>
-            <w:r>
-              <w:rPr>
-                <w:b w:val="0"/>
-                <w:i w:val="0"/>
-                <w:color w:val="64748B"/>
-                <w:sz w:val="14"/>
-              </w:rPr>
-              <w:t>Identification</w:t>
-            </w:r>
-          </w:p>
-        </w:tc>
-        <w:tc>
-          <w:tcPr>
-            <w:tcW w:type="dxa" w:w="1531"/>
-          </w:tcPr>
-          <w:p>
-            <w:r>
-              <w:rPr>
-                <w:b/>
-                <w:i w:val="0"/>
-                <w:color w:val="16A34A"/>
-                <w:sz w:val="16"/>
-              </w:rPr>
-              <w:t>s00q27</w:t>
-            </w:r>
-          </w:p>
-        </w:tc>
-        <w:tc>
-          <w:tcPr>
-            <w:tcW w:type="dxa" w:w="1191"/>
-          </w:tcPr>
-          <w:p>
-            <w:r>
-              <w:rPr>
-                <w:b w:val="0"/>
-                <w:i w:val="0"/>
-                <w:color w:val="64748B"/>
-                <w:sz w:val="16"/>
-              </w:rPr>
-              <w:t>GT-CQ</w:t>
-            </w:r>
-          </w:p>
-        </w:tc>
-        <w:tc>
-          <w:tcPr>
-            <w:tcW w:type="dxa" w:w="4706"/>
-          </w:tcPr>
-          <w:p>
-            <w:r>
-              <w:rPr>
-                <w:b w:val="0"/>
-                <w:i w:val="0"/>
-                <w:sz w:val="17"/>
-              </w:rPr>
-              <w:t>Le questionnaire semble ne pas être complètement fini mais le questionnaire est en statut complet, prière de compléter le questionnaire.</w:t>
-            </w:r>
-          </w:p>
-        </w:tc>
-      </w:tr>
-      <w:tr>
-        <w:tc>
-          <w:tcPr>
-            <w:tcW w:type="dxa" w:w="964"/>
-          </w:tcPr>
-          <w:p>
-            <w:r>
-              <w:rPr>
-                <w:b/>
-                <w:i w:val="0"/>
-                <w:color w:val="EA580C"/>
-                <w:sz w:val="16"/>
-              </w:rPr>
-              <w:t>Moyenne</w:t>
-            </w:r>
-          </w:p>
-        </w:tc>
-        <w:tc>
-          <w:tcPr>
-            <w:tcW w:type="dxa" w:w="1247"/>
-          </w:tcPr>
-          <w:p>
-            <w:r>
-              <w:rPr>
-                <w:b/>
-                <w:i w:val="0"/>
-                <w:sz w:val="16"/>
-              </w:rPr>
-              <w:t>S00</w:t>
-              <w:br/>
-            </w:r>
-            <w:r>
-              <w:rPr>
-                <w:b w:val="0"/>
-                <w:i w:val="0"/>
-                <w:color w:val="64748B"/>
-                <w:sz w:val="14"/>
-              </w:rPr>
-              <w:t>Identification</w:t>
-            </w:r>
-          </w:p>
-        </w:tc>
-        <w:tc>
-          <w:tcPr>
-            <w:tcW w:type="dxa" w:w="1531"/>
-          </w:tcPr>
-          <w:p>
-            <w:r>
-              <w:rPr>
-                <w:b/>
-                <w:i w:val="0"/>
-                <w:color w:val="16A34A"/>
-                <w:sz w:val="16"/>
-              </w:rPr>
-              <w:t>—</w:t>
-            </w:r>
-          </w:p>
-        </w:tc>
-        <w:tc>
-          <w:tcPr>
-            <w:tcW w:type="dxa" w:w="1191"/>
-          </w:tcPr>
-          <w:p>
-            <w:r>
-              <w:rPr>
-                <w:b w:val="0"/>
-                <w:i w:val="0"/>
-                <w:color w:val="64748B"/>
-                <w:sz w:val="16"/>
-              </w:rPr>
-              <w:t>GT-CQ</w:t>
-            </w:r>
-          </w:p>
-        </w:tc>
-        <w:tc>
-          <w:tcPr>
-            <w:tcW w:type="dxa" w:w="4706"/>
-          </w:tcPr>
-          <w:p>
-            <w:r>
-              <w:rPr>
-                <w:b w:val="0"/>
-                <w:i w:val="0"/>
-                <w:sz w:val="17"/>
-              </w:rPr>
-              <w:t>L'adresse ou la localisation du ménage doit être bien renseignée, ne doit pas contenir des numéros de téléphone et elle semble courte pour être une adresse.</w:t>
-            </w:r>
-          </w:p>
-        </w:tc>
-      </w:tr>
-      <w:tr>
-        <w:tc>
-          <w:tcPr>
-            <w:tcW w:type="dxa" w:w="964"/>
-          </w:tcPr>
-          <w:p>
-            <w:r>
-              <w:rPr>
-                <w:b/>
-                <w:i w:val="0"/>
-                <w:color w:val="EA580C"/>
-                <w:sz w:val="16"/>
-              </w:rPr>
-              <w:t>Moyenne</w:t>
-            </w:r>
-          </w:p>
-        </w:tc>
-        <w:tc>
-          <w:tcPr>
-            <w:tcW w:type="dxa" w:w="1247"/>
-          </w:tcPr>
-          <w:p>
-            <w:r>
-              <w:rPr>
-                <w:b/>
-                <w:i w:val="0"/>
-                <w:sz w:val="16"/>
-              </w:rPr>
-              <w:t>S00</w:t>
-              <w:br/>
-            </w:r>
-            <w:r>
-              <w:rPr>
-                <w:b w:val="0"/>
-                <w:i w:val="0"/>
-                <w:color w:val="64748B"/>
-                <w:sz w:val="14"/>
-              </w:rPr>
-              <w:t>Identification</w:t>
-            </w:r>
-          </w:p>
-        </w:tc>
-        <w:tc>
-          <w:tcPr>
-            <w:tcW w:type="dxa" w:w="1531"/>
-          </w:tcPr>
-          <w:p>
-            <w:r>
-              <w:rPr>
-                <w:b/>
-                <w:i w:val="0"/>
-                <w:color w:val="16A34A"/>
-                <w:sz w:val="16"/>
-              </w:rPr>
-              <w:t>—</w:t>
-            </w:r>
-          </w:p>
-        </w:tc>
-        <w:tc>
-          <w:tcPr>
-            <w:tcW w:type="dxa" w:w="1191"/>
-          </w:tcPr>
-          <w:p>
-            <w:r>
-              <w:rPr>
-                <w:b w:val="0"/>
-                <w:i w:val="0"/>
-                <w:color w:val="64748B"/>
-                <w:sz w:val="16"/>
-              </w:rPr>
-              <w:t>GT-CQ</w:t>
-            </w:r>
-          </w:p>
-        </w:tc>
-        <w:tc>
-          <w:tcPr>
-            <w:tcW w:type="dxa" w:w="4706"/>
-          </w:tcPr>
-          <w:p>
-            <w:r>
-              <w:rPr>
-                <w:b w:val="0"/>
-                <w:i w:val="0"/>
-                <w:sz w:val="17"/>
-              </w:rPr>
-              <w:t>Prière de mettre les noms dans ces questions et mettre les contacts à leurs places.</w:t>
-            </w:r>
-          </w:p>
-        </w:tc>
-      </w:tr>
-      <w:tr>
-        <w:tc>
-          <w:tcPr>
-            <w:tcW w:type="dxa" w:w="964"/>
-          </w:tcPr>
-          <w:p>
-            <w:r>
-              <w:rPr>
-                <w:b/>
-                <w:i w:val="0"/>
-                <w:color w:val="EA580C"/>
-                <w:sz w:val="16"/>
-              </w:rPr>
-              <w:t>Moyenne</w:t>
-            </w:r>
-          </w:p>
-        </w:tc>
-        <w:tc>
-          <w:tcPr>
-            <w:tcW w:type="dxa" w:w="1247"/>
-          </w:tcPr>
-          <w:p>
-            <w:r>
-              <w:rPr>
-                <w:b/>
-                <w:i w:val="0"/>
-                <w:sz w:val="16"/>
-              </w:rPr>
-              <w:t>S00</w:t>
-              <w:br/>
-            </w:r>
-            <w:r>
-              <w:rPr>
-                <w:b w:val="0"/>
-                <w:i w:val="0"/>
-                <w:color w:val="64748B"/>
-                <w:sz w:val="14"/>
-              </w:rPr>
-              <w:t>Identification</w:t>
-            </w:r>
-          </w:p>
-        </w:tc>
-        <w:tc>
-          <w:tcPr>
-            <w:tcW w:type="dxa" w:w="1531"/>
-          </w:tcPr>
-          <w:p>
-            <w:r>
-              <w:rPr>
-                <w:b/>
-                <w:i w:val="0"/>
-                <w:color w:val="16A34A"/>
-                <w:sz w:val="16"/>
-              </w:rPr>
-              <w:t>s00q14, s00q16, s00q18</w:t>
-            </w:r>
-          </w:p>
-        </w:tc>
-        <w:tc>
-          <w:tcPr>
-            <w:tcW w:type="dxa" w:w="1191"/>
-          </w:tcPr>
-          <w:p>
-            <w:r>
-              <w:rPr>
-                <w:b w:val="0"/>
-                <w:i w:val="0"/>
-                <w:color w:val="64748B"/>
-                <w:sz w:val="16"/>
-              </w:rPr>
-              <w:t>GT-CQ</w:t>
-            </w:r>
-          </w:p>
-        </w:tc>
-        <w:tc>
-          <w:tcPr>
-            <w:tcW w:type="dxa" w:w="4706"/>
-          </w:tcPr>
-          <w:p>
-            <w:r>
-              <w:rPr>
-                <w:b w:val="0"/>
-                <w:i w:val="0"/>
-                <w:sz w:val="17"/>
-              </w:rPr>
-              <w:t>Attention! Veillez bien renseigner les contacts dans les questions de 0.14 ou 0.16 ou 0.18.</w:t>
-            </w:r>
-          </w:p>
-        </w:tc>
-      </w:tr>
-      <w:tr>
-        <w:tc>
-          <w:tcPr>
-            <w:tcW w:type="dxa" w:w="964"/>
-          </w:tcPr>
-          <w:p>
-            <w:r>
-              <w:rPr>
-                <w:b/>
-                <w:i w:val="0"/>
-                <w:color w:val="EA580C"/>
-                <w:sz w:val="16"/>
-              </w:rPr>
-              <w:t>Moyenne</w:t>
-            </w:r>
-          </w:p>
-        </w:tc>
-        <w:tc>
-          <w:tcPr>
-            <w:tcW w:type="dxa" w:w="1247"/>
-          </w:tcPr>
-          <w:p>
-            <w:r>
-              <w:rPr>
-                <w:b/>
-                <w:i w:val="0"/>
-                <w:sz w:val="16"/>
-              </w:rPr>
-              <w:t>S01</w:t>
-              <w:br/>
-            </w:r>
-            <w:r>
-              <w:rPr>
-                <w:b w:val="0"/>
-                <w:i w:val="0"/>
-                <w:color w:val="64748B"/>
-                <w:sz w:val="14"/>
-              </w:rPr>
-              <w:t>Démographie</w:t>
-            </w:r>
-          </w:p>
-        </w:tc>
-        <w:tc>
-          <w:tcPr>
-            <w:tcW w:type="dxa" w:w="1531"/>
-          </w:tcPr>
-          <w:p>
-            <w:r>
-              <w:rPr>
-                <w:b/>
-                <w:i w:val="0"/>
-                <w:color w:val="16A34A"/>
-                <w:sz w:val="16"/>
-              </w:rPr>
-              <w:t>s01q23, s01q00b, s01q23_autre</w:t>
-            </w:r>
-          </w:p>
-        </w:tc>
-        <w:tc>
-          <w:tcPr>
-            <w:tcW w:type="dxa" w:w="1191"/>
-          </w:tcPr>
-          <w:p>
-            <w:r>
-              <w:rPr>
-                <w:b w:val="0"/>
-                <w:i w:val="0"/>
-                <w:color w:val="64748B"/>
-                <w:sz w:val="16"/>
-              </w:rPr>
-              <w:t>GT-CQ</w:t>
-            </w:r>
-          </w:p>
-        </w:tc>
-        <w:tc>
-          <w:tcPr>
-            <w:tcW w:type="dxa" w:w="4706"/>
-          </w:tcPr>
-          <w:p>
-            <w:r>
-              <w:rPr>
-                <w:b w:val="0"/>
-                <w:i w:val="0"/>
-                <w:sz w:val="17"/>
-              </w:rPr>
-              <w:t>La raison principale pour laquelle que mouhamed naby gueye est venu vivre dans cette localité est a cause du divorce de sa mere et semble exister dans les modalités, prière de prendre attache avec le QG pour plus d'explication afin de la classer bien.</w:t>
-            </w:r>
-          </w:p>
-        </w:tc>
-      </w:tr>
-      <w:tr>
-        <w:tc>
-          <w:tcPr>
-            <w:tcW w:type="dxa" w:w="964"/>
-          </w:tcPr>
-          <w:p>
-            <w:r>
-              <w:rPr>
-                <w:b/>
-                <w:i w:val="0"/>
-                <w:color w:val="EA580C"/>
-                <w:sz w:val="16"/>
-              </w:rPr>
-              <w:t>Moyenne</w:t>
-            </w:r>
-          </w:p>
-        </w:tc>
-        <w:tc>
-          <w:tcPr>
-            <w:tcW w:type="dxa" w:w="1247"/>
-          </w:tcPr>
-          <w:p>
-            <w:r>
-              <w:rPr>
-                <w:b/>
-                <w:i w:val="0"/>
-                <w:sz w:val="16"/>
-              </w:rPr>
-              <w:t>S01</w:t>
-              <w:br/>
-            </w:r>
-            <w:r>
-              <w:rPr>
-                <w:b w:val="0"/>
-                <w:i w:val="0"/>
-                <w:color w:val="64748B"/>
-                <w:sz w:val="14"/>
-              </w:rPr>
-              <w:t>Démographie</w:t>
-            </w:r>
-          </w:p>
-        </w:tc>
-        <w:tc>
-          <w:tcPr>
-            <w:tcW w:type="dxa" w:w="1531"/>
-          </w:tcPr>
-          <w:p>
-            <w:r>
-              <w:rPr>
-                <w:b/>
-                <w:i w:val="0"/>
-                <w:color w:val="16A34A"/>
-                <w:sz w:val="16"/>
-              </w:rPr>
-              <w:t>—</w:t>
-            </w:r>
-          </w:p>
-        </w:tc>
-        <w:tc>
-          <w:tcPr>
-            <w:tcW w:type="dxa" w:w="1191"/>
-          </w:tcPr>
-          <w:p>
-            <w:r>
-              <w:rPr>
-                <w:b w:val="0"/>
-                <w:i w:val="0"/>
-                <w:color w:val="64748B"/>
-                <w:sz w:val="16"/>
-              </w:rPr>
-              <w:t>GT-CQ</w:t>
-            </w:r>
-          </w:p>
-        </w:tc>
-        <w:tc>
-          <w:tcPr>
-            <w:tcW w:type="dxa" w:w="4706"/>
-          </w:tcPr>
-          <w:p>
-            <w:r>
-              <w:rPr>
-                <w:b w:val="0"/>
-                <w:i w:val="0"/>
-                <w:sz w:val="17"/>
-              </w:rPr>
-              <w:t>Prière de verifier l'information donnée par mouhamed naby gueye ou corriger au niveau de la section 1.</w:t>
-            </w:r>
-          </w:p>
-        </w:tc>
-      </w:tr>
-      <w:tr>
-        <w:tc>
-          <w:tcPr>
-            <w:tcW w:type="dxa" w:w="964"/>
-          </w:tcPr>
-          <w:p>
-            <w:r>
-              <w:rPr>
-                <w:b/>
-                <w:i w:val="0"/>
-                <w:color w:val="EA580C"/>
-                <w:sz w:val="16"/>
-              </w:rPr>
-              <w:t>Moyenne</w:t>
-            </w:r>
-          </w:p>
-        </w:tc>
-        <w:tc>
-          <w:tcPr>
-            <w:tcW w:type="dxa" w:w="1247"/>
-          </w:tcPr>
-          <w:p>
-            <w:r>
-              <w:rPr>
-                <w:b/>
-                <w:i w:val="0"/>
-                <w:sz w:val="16"/>
-              </w:rPr>
-              <w:t>S01</w:t>
-              <w:br/>
-            </w:r>
-            <w:r>
-              <w:rPr>
-                <w:b w:val="0"/>
-                <w:i w:val="0"/>
-                <w:color w:val="64748B"/>
-                <w:sz w:val="14"/>
-              </w:rPr>
-              <w:t>Démographie</w:t>
-            </w:r>
-          </w:p>
-        </w:tc>
-        <w:tc>
-          <w:tcPr>
-            <w:tcW w:type="dxa" w:w="1531"/>
-          </w:tcPr>
-          <w:p>
-            <w:r>
-              <w:rPr>
-                <w:b/>
-                <w:i w:val="0"/>
-                <w:color w:val="16A34A"/>
-                <w:sz w:val="16"/>
-              </w:rPr>
-              <w:t>—</w:t>
-            </w:r>
-          </w:p>
-        </w:tc>
-        <w:tc>
-          <w:tcPr>
-            <w:tcW w:type="dxa" w:w="1191"/>
-          </w:tcPr>
-          <w:p>
-            <w:r>
-              <w:rPr>
-                <w:b w:val="0"/>
-                <w:i w:val="0"/>
-                <w:color w:val="64748B"/>
-                <w:sz w:val="16"/>
-              </w:rPr>
-              <w:t>GT-CQ</w:t>
-            </w:r>
-          </w:p>
-        </w:tc>
-        <w:tc>
-          <w:tcPr>
-            <w:tcW w:type="dxa" w:w="4706"/>
-          </w:tcPr>
-          <w:p>
-            <w:r>
-              <w:rPr>
-                <w:b w:val="0"/>
-                <w:i w:val="0"/>
-                <w:sz w:val="17"/>
-              </w:rPr>
-              <w:t>Prière de verifier l'information donnée par mamadou lamine Diop petit fils ou corriger au niveau de la section 1.</w:t>
-            </w:r>
-          </w:p>
-        </w:tc>
-      </w:tr>
-      <w:tr>
-        <w:tc>
-          <w:tcPr>
-            <w:tcW w:type="dxa" w:w="964"/>
-          </w:tcPr>
-          <w:p>
-            <w:r>
-              <w:rPr>
-                <w:b/>
-                <w:i w:val="0"/>
-                <w:color w:val="EA580C"/>
-                <w:sz w:val="16"/>
-              </w:rPr>
-              <w:t>Moyenne</w:t>
-            </w:r>
-          </w:p>
-        </w:tc>
-        <w:tc>
-          <w:tcPr>
-            <w:tcW w:type="dxa" w:w="1247"/>
-          </w:tcPr>
-          <w:p>
-            <w:r>
-              <w:rPr>
-                <w:b/>
-                <w:i w:val="0"/>
-                <w:sz w:val="16"/>
-              </w:rPr>
-              <w:t>S01</w:t>
-              <w:br/>
-            </w:r>
-            <w:r>
-              <w:rPr>
-                <w:b w:val="0"/>
-                <w:i w:val="0"/>
-                <w:color w:val="64748B"/>
-                <w:sz w:val="14"/>
-              </w:rPr>
-              <w:t>Démographie</w:t>
-            </w:r>
-          </w:p>
-        </w:tc>
-        <w:tc>
-          <w:tcPr>
-            <w:tcW w:type="dxa" w:w="1531"/>
-          </w:tcPr>
-          <w:p>
-            <w:r>
-              <w:rPr>
-                <w:b/>
-                <w:i w:val="0"/>
-                <w:color w:val="16A34A"/>
-                <w:sz w:val="16"/>
-              </w:rPr>
-              <w:t>s01q23, s01q00b, s01q23_autre</w:t>
-            </w:r>
-          </w:p>
-        </w:tc>
-        <w:tc>
-          <w:tcPr>
-            <w:tcW w:type="dxa" w:w="1191"/>
-          </w:tcPr>
-          <w:p>
-            <w:r>
-              <w:rPr>
-                <w:b w:val="0"/>
-                <w:i w:val="0"/>
-                <w:color w:val="64748B"/>
-                <w:sz w:val="16"/>
-              </w:rPr>
-              <w:t>GT-CQ</w:t>
-            </w:r>
-          </w:p>
-        </w:tc>
-        <w:tc>
-          <w:tcPr>
-            <w:tcW w:type="dxa" w:w="4706"/>
-          </w:tcPr>
-          <w:p>
-            <w:r>
-              <w:rPr>
-                <w:b w:val="0"/>
-                <w:i w:val="0"/>
-                <w:sz w:val="17"/>
-              </w:rPr>
-              <w:t>L'utilisations de l'internet  de ndeye mayoussou mbaye est regarde des films et semble exister dans les modalités, prière de prendre attache avec le QG pour plus d'explication afin de la classer bien.</w:t>
-            </w:r>
-          </w:p>
-        </w:tc>
-      </w:tr>
-      <w:tr>
-        <w:tc>
-          <w:tcPr>
-            <w:tcW w:type="dxa" w:w="964"/>
-          </w:tcPr>
-          <w:p>
-            <w:r>
-              <w:rPr>
-                <w:b/>
-                <w:i w:val="0"/>
-                <w:color w:val="EA580C"/>
-                <w:sz w:val="16"/>
-              </w:rPr>
-              <w:t>Moyenne</w:t>
-            </w:r>
-          </w:p>
-        </w:tc>
-        <w:tc>
-          <w:tcPr>
-            <w:tcW w:type="dxa" w:w="1247"/>
-          </w:tcPr>
-          <w:p>
-            <w:r>
-              <w:rPr>
-                <w:b/>
-                <w:i w:val="0"/>
-                <w:sz w:val="16"/>
-              </w:rPr>
-              <w:t>S01</w:t>
-              <w:br/>
-            </w:r>
-            <w:r>
-              <w:rPr>
-                <w:b w:val="0"/>
-                <w:i w:val="0"/>
-                <w:color w:val="64748B"/>
-                <w:sz w:val="14"/>
-              </w:rPr>
-              <w:t>Démographie</w:t>
-            </w:r>
-          </w:p>
-        </w:tc>
-        <w:tc>
-          <w:tcPr>
-            <w:tcW w:type="dxa" w:w="1531"/>
-          </w:tcPr>
-          <w:p>
-            <w:r>
-              <w:rPr>
-                <w:b/>
-                <w:i w:val="0"/>
-                <w:color w:val="16A34A"/>
-                <w:sz w:val="16"/>
-              </w:rPr>
-              <w:t>s01q23, s01q00b, s01q23_autre</w:t>
-            </w:r>
-          </w:p>
-        </w:tc>
-        <w:tc>
-          <w:tcPr>
-            <w:tcW w:type="dxa" w:w="1191"/>
-          </w:tcPr>
-          <w:p>
-            <w:r>
-              <w:rPr>
-                <w:b w:val="0"/>
-                <w:i w:val="0"/>
-                <w:color w:val="64748B"/>
-                <w:sz w:val="16"/>
-              </w:rPr>
-              <w:t>GT-CQ</w:t>
-            </w:r>
-          </w:p>
-        </w:tc>
-        <w:tc>
-          <w:tcPr>
-            <w:tcW w:type="dxa" w:w="4706"/>
-          </w:tcPr>
-          <w:p>
-            <w:r>
-              <w:rPr>
-                <w:b w:val="0"/>
-                <w:i w:val="0"/>
-                <w:sz w:val="17"/>
-              </w:rPr>
-              <w:t>La raison principale pour laquelle que MAMADOU LAMINE DIOP est venu vivre dans cette localité est il a acheté un maison et semble exister dans les modalités, prière de prendre attache avec le QG pour plus d'explication afin de la classer bien.</w:t>
-            </w:r>
-          </w:p>
-        </w:tc>
-      </w:tr>
-      <w:tr>
-        <w:tc>
-          <w:tcPr>
-            <w:tcW w:type="dxa" w:w="964"/>
-          </w:tcPr>
-          <w:p>
-            <w:r>
-              <w:rPr>
-                <w:b/>
-                <w:i w:val="0"/>
-                <w:color w:val="EA580C"/>
-                <w:sz w:val="16"/>
-              </w:rPr>
-              <w:t>Moyenne</w:t>
-            </w:r>
-          </w:p>
-        </w:tc>
-        <w:tc>
-          <w:tcPr>
-            <w:tcW w:type="dxa" w:w="1247"/>
-          </w:tcPr>
-          <w:p>
-            <w:r>
-              <w:rPr>
-                <w:b/>
-                <w:i w:val="0"/>
-                <w:sz w:val="16"/>
-              </w:rPr>
-              <w:t>S01</w:t>
-              <w:br/>
-            </w:r>
-            <w:r>
-              <w:rPr>
-                <w:b w:val="0"/>
-                <w:i w:val="0"/>
-                <w:color w:val="64748B"/>
-                <w:sz w:val="14"/>
-              </w:rPr>
-              <w:t>Démographie</w:t>
-            </w:r>
-          </w:p>
-        </w:tc>
-        <w:tc>
-          <w:tcPr>
-            <w:tcW w:type="dxa" w:w="1531"/>
-          </w:tcPr>
-          <w:p>
-            <w:r>
-              <w:rPr>
-                <w:b/>
-                <w:i w:val="0"/>
-                <w:color w:val="16A34A"/>
-                <w:sz w:val="16"/>
-              </w:rPr>
-              <w:t>s01q23, s01q00b, s01q23_autre</w:t>
-            </w:r>
-          </w:p>
-        </w:tc>
-        <w:tc>
-          <w:tcPr>
-            <w:tcW w:type="dxa" w:w="1191"/>
-          </w:tcPr>
-          <w:p>
-            <w:r>
-              <w:rPr>
-                <w:b w:val="0"/>
-                <w:i w:val="0"/>
-                <w:color w:val="64748B"/>
-                <w:sz w:val="16"/>
-              </w:rPr>
-              <w:t>GT-CQ</w:t>
-            </w:r>
-          </w:p>
-        </w:tc>
-        <w:tc>
-          <w:tcPr>
-            <w:tcW w:type="dxa" w:w="4706"/>
-          </w:tcPr>
-          <w:p>
-            <w:r>
-              <w:rPr>
-                <w:b w:val="0"/>
-                <w:i w:val="0"/>
-                <w:sz w:val="17"/>
-              </w:rPr>
-              <w:t>La raison principale pour laquelle que astou mbaye Diop est venu vivre dans cette localité est déménagement et semble exister dans les modalités, prière de prendre attache avec le QG pour plus d'explication afin de la classer bien.</w:t>
-            </w:r>
-          </w:p>
-        </w:tc>
-      </w:tr>
-      <w:tr>
-        <w:tc>
-          <w:tcPr>
-            <w:tcW w:type="dxa" w:w="964"/>
-          </w:tcPr>
-          <w:p>
-            <w:r>
-              <w:rPr>
-                <w:b/>
-                <w:i w:val="0"/>
-                <w:color w:val="EA580C"/>
-                <w:sz w:val="16"/>
-              </w:rPr>
-              <w:t>Moyenne</w:t>
-            </w:r>
-          </w:p>
-        </w:tc>
-        <w:tc>
-          <w:tcPr>
-            <w:tcW w:type="dxa" w:w="1247"/>
-          </w:tcPr>
-          <w:p>
-            <w:r>
-              <w:rPr>
-                <w:b/>
-                <w:i w:val="0"/>
-                <w:sz w:val="16"/>
-              </w:rPr>
-              <w:t>S01</w:t>
-              <w:br/>
-            </w:r>
-            <w:r>
-              <w:rPr>
-                <w:b w:val="0"/>
-                <w:i w:val="0"/>
-                <w:color w:val="64748B"/>
-                <w:sz w:val="14"/>
-              </w:rPr>
-              <w:t>Démographie</w:t>
-            </w:r>
-          </w:p>
-        </w:tc>
-        <w:tc>
-          <w:tcPr>
-            <w:tcW w:type="dxa" w:w="1531"/>
-          </w:tcPr>
-          <w:p>
-            <w:r>
-              <w:rPr>
-                <w:b/>
-                <w:i w:val="0"/>
-                <w:color w:val="16A34A"/>
-                <w:sz w:val="16"/>
-              </w:rPr>
-              <w:t>s01q23, s01q00b, s01q23_autre</w:t>
-            </w:r>
-          </w:p>
-        </w:tc>
-        <w:tc>
-          <w:tcPr>
-            <w:tcW w:type="dxa" w:w="1191"/>
-          </w:tcPr>
-          <w:p>
-            <w:r>
-              <w:rPr>
-                <w:b w:val="0"/>
-                <w:i w:val="0"/>
-                <w:color w:val="64748B"/>
-                <w:sz w:val="16"/>
-              </w:rPr>
-              <w:t>GT-CQ</w:t>
-            </w:r>
-          </w:p>
-        </w:tc>
-        <w:tc>
-          <w:tcPr>
-            <w:tcW w:type="dxa" w:w="4706"/>
-          </w:tcPr>
-          <w:p>
-            <w:r>
-              <w:rPr>
-                <w:b w:val="0"/>
-                <w:i w:val="0"/>
-                <w:sz w:val="17"/>
-              </w:rPr>
-              <w:t>L'utilisations de l'internet  de astou mbaye Diop est regarde des films et semble exister dans les modalités, prière de prendre attache avec le QG pour plus d'explication afin de la classer bien.</w:t>
-            </w:r>
-          </w:p>
-        </w:tc>
-      </w:tr>
-      <w:tr>
-        <w:tc>
-          <w:tcPr>
-            <w:tcW w:type="dxa" w:w="964"/>
-          </w:tcPr>
-          <w:p>
-            <w:r>
-              <w:rPr>
-                <w:b/>
-                <w:i w:val="0"/>
-                <w:color w:val="EA580C"/>
-                <w:sz w:val="16"/>
-              </w:rPr>
-              <w:t>Moyenne</w:t>
-            </w:r>
-          </w:p>
-        </w:tc>
-        <w:tc>
-          <w:tcPr>
-            <w:tcW w:type="dxa" w:w="1247"/>
-          </w:tcPr>
-          <w:p>
-            <w:r>
-              <w:rPr>
-                <w:b/>
-                <w:i w:val="0"/>
-                <w:sz w:val="16"/>
-              </w:rPr>
-              <w:t>S01</w:t>
-              <w:br/>
-            </w:r>
-            <w:r>
-              <w:rPr>
-                <w:b w:val="0"/>
-                <w:i w:val="0"/>
-                <w:color w:val="64748B"/>
-                <w:sz w:val="14"/>
-              </w:rPr>
-              <w:t>Démographie</w:t>
-            </w:r>
-          </w:p>
-        </w:tc>
-        <w:tc>
-          <w:tcPr>
-            <w:tcW w:type="dxa" w:w="1531"/>
-          </w:tcPr>
-          <w:p>
-            <w:r>
-              <w:rPr>
-                <w:b/>
-                <w:i w:val="0"/>
-                <w:color w:val="16A34A"/>
-                <w:sz w:val="16"/>
-              </w:rPr>
-              <w:t>—</w:t>
-            </w:r>
-          </w:p>
-        </w:tc>
-        <w:tc>
-          <w:tcPr>
-            <w:tcW w:type="dxa" w:w="1191"/>
-          </w:tcPr>
-          <w:p>
-            <w:r>
-              <w:rPr>
-                <w:b w:val="0"/>
-                <w:i w:val="0"/>
-                <w:color w:val="64748B"/>
-                <w:sz w:val="16"/>
-              </w:rPr>
-              <w:t>GT-CQ</w:t>
-            </w:r>
-          </w:p>
-        </w:tc>
-        <w:tc>
-          <w:tcPr>
-            <w:tcW w:type="dxa" w:w="4706"/>
-          </w:tcPr>
-          <w:p>
-            <w:r>
-              <w:rPr>
-                <w:b w:val="0"/>
-                <w:i w:val="0"/>
-                <w:sz w:val="17"/>
-              </w:rPr>
-              <w:t>Prière de verifier l'information donnée par astou mbaye Diop ou corriger au niveau de la section 1.</w:t>
-            </w:r>
-          </w:p>
-        </w:tc>
-      </w:tr>
-      <w:tr>
-        <w:tc>
-          <w:tcPr>
-            <w:tcW w:type="dxa" w:w="964"/>
-          </w:tcPr>
-          <w:p>
-            <w:r>
-              <w:rPr>
-                <w:b/>
-                <w:i w:val="0"/>
-                <w:color w:val="EA580C"/>
-                <w:sz w:val="16"/>
-              </w:rPr>
-              <w:t>Moyenne</w:t>
-            </w:r>
-          </w:p>
-        </w:tc>
-        <w:tc>
-          <w:tcPr>
-            <w:tcW w:type="dxa" w:w="1247"/>
-          </w:tcPr>
-          <w:p>
-            <w:r>
-              <w:rPr>
-                <w:b/>
-                <w:i w:val="0"/>
-                <w:sz w:val="16"/>
-              </w:rPr>
-              <w:t>S01</w:t>
-              <w:br/>
-            </w:r>
-            <w:r>
-              <w:rPr>
-                <w:b w:val="0"/>
-                <w:i w:val="0"/>
-                <w:color w:val="64748B"/>
-                <w:sz w:val="14"/>
-              </w:rPr>
-              <w:t>Démographie</w:t>
-            </w:r>
-          </w:p>
-        </w:tc>
-        <w:tc>
-          <w:tcPr>
-            <w:tcW w:type="dxa" w:w="1531"/>
-          </w:tcPr>
-          <w:p>
-            <w:r>
-              <w:rPr>
-                <w:b/>
-                <w:i w:val="0"/>
-                <w:color w:val="16A34A"/>
-                <w:sz w:val="16"/>
-              </w:rPr>
-              <w:t>s01q23, s01q00b, s01q23_autre</w:t>
-            </w:r>
-          </w:p>
-        </w:tc>
-        <w:tc>
-          <w:tcPr>
-            <w:tcW w:type="dxa" w:w="1191"/>
-          </w:tcPr>
-          <w:p>
-            <w:r>
-              <w:rPr>
-                <w:b w:val="0"/>
-                <w:i w:val="0"/>
-                <w:color w:val="64748B"/>
-                <w:sz w:val="16"/>
-              </w:rPr>
-              <w:t>GT-CQ</w:t>
-            </w:r>
-          </w:p>
-        </w:tc>
-        <w:tc>
-          <w:tcPr>
-            <w:tcW w:type="dxa" w:w="4706"/>
-          </w:tcPr>
-          <w:p>
-            <w:r>
-              <w:rPr>
-                <w:b w:val="0"/>
-                <w:i w:val="0"/>
-                <w:sz w:val="17"/>
-              </w:rPr>
-              <w:t>La raison principale pour laquelle que mouhamadou moustapha Diop est venu vivre dans cette localité est déménagement et semble exister dans les modalités, prière de prendre attache avec le QG pour plus d'explication afin de la classer bien.</w:t>
-            </w:r>
-          </w:p>
-        </w:tc>
-      </w:tr>
-      <w:tr>
-        <w:tc>
-          <w:tcPr>
-            <w:tcW w:type="dxa" w:w="964"/>
-          </w:tcPr>
-          <w:p>
-            <w:r>
-              <w:rPr>
-                <w:b/>
-                <w:i w:val="0"/>
-                <w:color w:val="EA580C"/>
-                <w:sz w:val="16"/>
-              </w:rPr>
-              <w:t>Moyenne</w:t>
-            </w:r>
-          </w:p>
-        </w:tc>
-        <w:tc>
-          <w:tcPr>
-            <w:tcW w:type="dxa" w:w="1247"/>
-          </w:tcPr>
-          <w:p>
-            <w:r>
-              <w:rPr>
-                <w:b/>
-                <w:i w:val="0"/>
-                <w:sz w:val="16"/>
-              </w:rPr>
-              <w:t>S01</w:t>
-              <w:br/>
-            </w:r>
-            <w:r>
-              <w:rPr>
-                <w:b w:val="0"/>
-                <w:i w:val="0"/>
-                <w:color w:val="64748B"/>
-                <w:sz w:val="14"/>
-              </w:rPr>
-              <w:t>Démographie</w:t>
-            </w:r>
-          </w:p>
-        </w:tc>
-        <w:tc>
-          <w:tcPr>
-            <w:tcW w:type="dxa" w:w="1531"/>
-          </w:tcPr>
-          <w:p>
-            <w:r>
-              <w:rPr>
-                <w:b/>
-                <w:i w:val="0"/>
-                <w:color w:val="16A34A"/>
-                <w:sz w:val="16"/>
-              </w:rPr>
-              <w:t>—</w:t>
-            </w:r>
-          </w:p>
-        </w:tc>
-        <w:tc>
-          <w:tcPr>
-            <w:tcW w:type="dxa" w:w="1191"/>
-          </w:tcPr>
-          <w:p>
-            <w:r>
-              <w:rPr>
-                <w:b w:val="0"/>
-                <w:i w:val="0"/>
-                <w:color w:val="64748B"/>
-                <w:sz w:val="16"/>
-              </w:rPr>
-              <w:t>GT-CQ</w:t>
-            </w:r>
-          </w:p>
-        </w:tc>
-        <w:tc>
-          <w:tcPr>
-            <w:tcW w:type="dxa" w:w="4706"/>
-          </w:tcPr>
-          <w:p>
-            <w:r>
-              <w:rPr>
-                <w:b w:val="0"/>
-                <w:i w:val="0"/>
-                <w:sz w:val="17"/>
-              </w:rPr>
-              <w:t>Prière de verifier l'information donnée par mouhamadou moustapha Diop ou corriger au niveau de la section 1.</w:t>
-            </w:r>
-          </w:p>
-        </w:tc>
-      </w:tr>
-      <w:tr>
-        <w:tc>
-          <w:tcPr>
-            <w:tcW w:type="dxa" w:w="964"/>
-          </w:tcPr>
-          <w:p>
-            <w:r>
-              <w:rPr>
-                <w:b/>
-                <w:i w:val="0"/>
-                <w:color w:val="EA580C"/>
-                <w:sz w:val="16"/>
-              </w:rPr>
-              <w:t>Moyenne</w:t>
-            </w:r>
-          </w:p>
-        </w:tc>
-        <w:tc>
-          <w:tcPr>
-            <w:tcW w:type="dxa" w:w="1247"/>
-          </w:tcPr>
-          <w:p>
-            <w:r>
-              <w:rPr>
-                <w:b/>
-                <w:i w:val="0"/>
-                <w:sz w:val="16"/>
-              </w:rPr>
-              <w:t>S01</w:t>
-              <w:br/>
-            </w:r>
-            <w:r>
-              <w:rPr>
-                <w:b w:val="0"/>
-                <w:i w:val="0"/>
-                <w:color w:val="64748B"/>
-                <w:sz w:val="14"/>
-              </w:rPr>
-              <w:t>Démographie</w:t>
-            </w:r>
-          </w:p>
-        </w:tc>
-        <w:tc>
-          <w:tcPr>
-            <w:tcW w:type="dxa" w:w="1531"/>
-          </w:tcPr>
-          <w:p>
-            <w:r>
-              <w:rPr>
-                <w:b/>
-                <w:i w:val="0"/>
-                <w:color w:val="16A34A"/>
-                <w:sz w:val="16"/>
-              </w:rPr>
-              <w:t>s01q23, s01q00b, s01q23_autre</w:t>
-            </w:r>
-          </w:p>
-        </w:tc>
-        <w:tc>
-          <w:tcPr>
-            <w:tcW w:type="dxa" w:w="1191"/>
-          </w:tcPr>
-          <w:p>
-            <w:r>
-              <w:rPr>
-                <w:b w:val="0"/>
-                <w:i w:val="0"/>
-                <w:color w:val="64748B"/>
-                <w:sz w:val="16"/>
-              </w:rPr>
-              <w:t>GT-CQ</w:t>
-            </w:r>
-          </w:p>
-        </w:tc>
-        <w:tc>
-          <w:tcPr>
-            <w:tcW w:type="dxa" w:w="4706"/>
-          </w:tcPr>
-          <w:p>
-            <w:r>
-              <w:rPr>
-                <w:b w:val="0"/>
-                <w:i w:val="0"/>
-                <w:sz w:val="17"/>
-              </w:rPr>
-              <w:t>La raison principale pour laquelle que ndeye arame Diop est venu vivre dans cette localité est déménagement et semble exister dans les modalités, prière de prendre attache avec le QG pour plus d'explication afin de la classer bien.</w:t>
-            </w:r>
-          </w:p>
-        </w:tc>
-      </w:tr>
-      <w:tr>
-        <w:tc>
-          <w:tcPr>
-            <w:tcW w:type="dxa" w:w="964"/>
-          </w:tcPr>
-          <w:p>
-            <w:r>
-              <w:rPr>
-                <w:b/>
-                <w:i w:val="0"/>
-                <w:color w:val="EA580C"/>
-                <w:sz w:val="16"/>
-              </w:rPr>
-              <w:t>Moyenne</w:t>
-            </w:r>
-          </w:p>
-        </w:tc>
-        <w:tc>
-          <w:tcPr>
-            <w:tcW w:type="dxa" w:w="1247"/>
-          </w:tcPr>
-          <w:p>
-            <w:r>
-              <w:rPr>
-                <w:b/>
-                <w:i w:val="0"/>
-                <w:sz w:val="16"/>
-              </w:rPr>
-              <w:t>S01</w:t>
-              <w:br/>
-            </w:r>
-            <w:r>
-              <w:rPr>
-                <w:b w:val="0"/>
-                <w:i w:val="0"/>
-                <w:color w:val="64748B"/>
-                <w:sz w:val="14"/>
-              </w:rPr>
-              <w:t>Démographie</w:t>
-            </w:r>
-          </w:p>
-        </w:tc>
-        <w:tc>
-          <w:tcPr>
-            <w:tcW w:type="dxa" w:w="1531"/>
-          </w:tcPr>
-          <w:p>
-            <w:r>
-              <w:rPr>
-                <w:b/>
-                <w:i w:val="0"/>
-                <w:color w:val="16A34A"/>
-                <w:sz w:val="16"/>
-              </w:rPr>
-              <w:t>—</w:t>
-            </w:r>
-          </w:p>
-        </w:tc>
-        <w:tc>
-          <w:tcPr>
-            <w:tcW w:type="dxa" w:w="1191"/>
-          </w:tcPr>
-          <w:p>
-            <w:r>
-              <w:rPr>
-                <w:b w:val="0"/>
-                <w:i w:val="0"/>
-                <w:color w:val="64748B"/>
-                <w:sz w:val="16"/>
-              </w:rPr>
-              <w:t>GT-CQ</w:t>
-            </w:r>
-          </w:p>
-        </w:tc>
-        <w:tc>
-          <w:tcPr>
-            <w:tcW w:type="dxa" w:w="4706"/>
-          </w:tcPr>
-          <w:p>
-            <w:r>
-              <w:rPr>
-                <w:b w:val="0"/>
-                <w:i w:val="0"/>
-                <w:sz w:val="17"/>
-              </w:rPr>
-              <w:t>Prière de verifier l'information donnée par ndeye arame Diop ou corriger au niveau de la section 1.</w:t>
-            </w:r>
-          </w:p>
-        </w:tc>
-      </w:tr>
-      <w:tr>
-        <w:tc>
-          <w:tcPr>
-            <w:tcW w:type="dxa" w:w="964"/>
-          </w:tcPr>
-          <w:p>
-            <w:r>
-              <w:rPr>
-                <w:b/>
-                <w:i w:val="0"/>
-                <w:color w:val="EA580C"/>
-                <w:sz w:val="16"/>
-              </w:rPr>
-              <w:t>Moyenne</w:t>
-            </w:r>
-          </w:p>
-        </w:tc>
-        <w:tc>
-          <w:tcPr>
-            <w:tcW w:type="dxa" w:w="1247"/>
-          </w:tcPr>
-          <w:p>
-            <w:r>
-              <w:rPr>
-                <w:b/>
-                <w:i w:val="0"/>
-                <w:sz w:val="16"/>
-              </w:rPr>
-              <w:t>S02</w:t>
-              <w:br/>
-            </w:r>
-            <w:r>
-              <w:rPr>
-                <w:b w:val="0"/>
-                <w:i w:val="0"/>
-                <w:color w:val="64748B"/>
-                <w:sz w:val="14"/>
-              </w:rPr>
-              <w:t>Éducation</w:t>
-            </w:r>
-          </w:p>
-        </w:tc>
-        <w:tc>
-          <w:tcPr>
-            <w:tcW w:type="dxa" w:w="1531"/>
-          </w:tcPr>
-          <w:p>
-            <w:r>
-              <w:rPr>
-                <w:b/>
-                <w:i w:val="0"/>
-                <w:color w:val="16A34A"/>
-                <w:sz w:val="16"/>
-              </w:rPr>
-              <w:t>—</w:t>
-            </w:r>
-          </w:p>
-        </w:tc>
-        <w:tc>
-          <w:tcPr>
-            <w:tcW w:type="dxa" w:w="1191"/>
-          </w:tcPr>
-          <w:p>
-            <w:r>
-              <w:rPr>
-                <w:b w:val="0"/>
-                <w:i w:val="0"/>
-                <w:color w:val="64748B"/>
-                <w:sz w:val="16"/>
-              </w:rPr>
-              <w:t>GT-CQ</w:t>
-            </w:r>
-          </w:p>
-        </w:tc>
-        <w:tc>
-          <w:tcPr>
-            <w:tcW w:type="dxa" w:w="4706"/>
-          </w:tcPr>
-          <w:p>
-            <w:r>
-              <w:rPr>
-                <w:b w:val="0"/>
-                <w:i w:val="0"/>
-                <w:sz w:val="17"/>
-              </w:rPr>
-              <w:t>veuillez, s'il vous plait, confirmer les frais de scolarité ( 50000 FCFA) payée de ndeye mayoussou mbaye avec le QG ou apporter les corrections nécessaires.</w:t>
-            </w:r>
-          </w:p>
-        </w:tc>
-      </w:tr>
-      <w:tr>
-        <w:tc>
-          <w:tcPr>
-            <w:tcW w:type="dxa" w:w="964"/>
-          </w:tcPr>
-          <w:p>
-            <w:r>
-              <w:rPr>
-                <w:b/>
-                <w:i w:val="0"/>
-                <w:color w:val="EA580C"/>
-                <w:sz w:val="16"/>
-              </w:rPr>
-              <w:t>Moyenne</w:t>
-            </w:r>
-          </w:p>
-        </w:tc>
-        <w:tc>
-          <w:tcPr>
-            <w:tcW w:type="dxa" w:w="1247"/>
-          </w:tcPr>
-          <w:p>
-            <w:r>
-              <w:rPr>
-                <w:b/>
-                <w:i w:val="0"/>
-                <w:sz w:val="16"/>
-              </w:rPr>
-              <w:t>S02</w:t>
-              <w:br/>
-            </w:r>
-            <w:r>
-              <w:rPr>
-                <w:b w:val="0"/>
-                <w:i w:val="0"/>
-                <w:color w:val="64748B"/>
-                <w:sz w:val="14"/>
-              </w:rPr>
-              <w:t>Éducation</w:t>
-            </w:r>
-          </w:p>
-        </w:tc>
-        <w:tc>
-          <w:tcPr>
-            <w:tcW w:type="dxa" w:w="1531"/>
-          </w:tcPr>
-          <w:p>
-            <w:r>
-              <w:rPr>
-                <w:b/>
-                <w:i w:val="0"/>
-                <w:color w:val="16A34A"/>
-                <w:sz w:val="16"/>
-              </w:rPr>
-              <w:t>s01q63, s00q04, s02q25, s01q00b, s02q17_2, s02q15_2</w:t>
-            </w:r>
-          </w:p>
-        </w:tc>
-        <w:tc>
-          <w:tcPr>
-            <w:tcW w:type="dxa" w:w="1191"/>
-          </w:tcPr>
-          <w:p>
-            <w:r>
-              <w:rPr>
-                <w:b w:val="0"/>
-                <w:i w:val="0"/>
-                <w:color w:val="64748B"/>
-                <w:sz w:val="16"/>
-              </w:rPr>
-              <w:t>GT-CQ</w:t>
-            </w:r>
-          </w:p>
-        </w:tc>
-        <w:tc>
-          <w:tcPr>
-            <w:tcW w:type="dxa" w:w="4706"/>
-          </w:tcPr>
-          <w:p>
-            <w:r>
-              <w:rPr>
-                <w:b w:val="0"/>
-                <w:i w:val="0"/>
-                <w:sz w:val="17"/>
-              </w:rPr>
-              <w:t>Dans les milieux urbains c'est peu probable de voir une école dont les élèves ou étudiants ne dépensent pas en frais d'uniformes, prière de verifier pour ndeye mayoussou mbaye qui fréquente 4ème année de Supérieur et corriger ou confirmer avec le QG.</w:t>
-            </w:r>
-          </w:p>
-        </w:tc>
-      </w:tr>
-      <w:tr>
-        <w:tc>
-          <w:tcPr>
-            <w:tcW w:type="dxa" w:w="964"/>
-          </w:tcPr>
-          <w:p>
-            <w:r>
-              <w:rPr>
-                <w:b/>
-                <w:i w:val="0"/>
-                <w:color w:val="EA580C"/>
-                <w:sz w:val="16"/>
-              </w:rPr>
-              <w:t>Moyenne</w:t>
-            </w:r>
-          </w:p>
-        </w:tc>
-        <w:tc>
-          <w:tcPr>
-            <w:tcW w:type="dxa" w:w="1247"/>
-          </w:tcPr>
-          <w:p>
-            <w:r>
-              <w:rPr>
-                <w:b/>
-                <w:i w:val="0"/>
-                <w:sz w:val="16"/>
-              </w:rPr>
-              <w:t>S02</w:t>
-              <w:br/>
-            </w:r>
-            <w:r>
-              <w:rPr>
-                <w:b w:val="0"/>
-                <w:i w:val="0"/>
-                <w:color w:val="64748B"/>
-                <w:sz w:val="14"/>
-              </w:rPr>
-              <w:t>Éducation</w:t>
-            </w:r>
-          </w:p>
-        </w:tc>
-        <w:tc>
-          <w:tcPr>
-            <w:tcW w:type="dxa" w:w="1531"/>
-          </w:tcPr>
-          <w:p>
-            <w:r>
-              <w:rPr>
-                <w:b/>
-                <w:i w:val="0"/>
-                <w:color w:val="16A34A"/>
-                <w:sz w:val="16"/>
-              </w:rPr>
-              <w:t>—</w:t>
-            </w:r>
-          </w:p>
-        </w:tc>
-        <w:tc>
-          <w:tcPr>
-            <w:tcW w:type="dxa" w:w="1191"/>
-          </w:tcPr>
-          <w:p>
-            <w:r>
-              <w:rPr>
-                <w:b w:val="0"/>
-                <w:i w:val="0"/>
-                <w:color w:val="64748B"/>
-                <w:sz w:val="16"/>
-              </w:rPr>
-              <w:t>GT-CQ</w:t>
-            </w:r>
-          </w:p>
-        </w:tc>
-        <w:tc>
-          <w:tcPr>
-            <w:tcW w:type="dxa" w:w="4706"/>
-          </w:tcPr>
-          <w:p>
-            <w:r>
-              <w:rPr>
-                <w:b w:val="0"/>
-                <w:i w:val="0"/>
-                <w:sz w:val="17"/>
-              </w:rPr>
-              <w:t>Prière de corriger ou confirmer cette information avec le QG.</w:t>
-            </w:r>
-          </w:p>
-        </w:tc>
-      </w:tr>
-      <w:tr>
-        <w:tc>
-          <w:tcPr>
-            <w:tcW w:type="dxa" w:w="964"/>
-          </w:tcPr>
-          <w:p>
-            <w:r>
-              <w:rPr>
-                <w:b/>
-                <w:i w:val="0"/>
-                <w:color w:val="EA580C"/>
-                <w:sz w:val="16"/>
-              </w:rPr>
-              <w:t>Moyenne</w:t>
-            </w:r>
-          </w:p>
-        </w:tc>
-        <w:tc>
-          <w:tcPr>
-            <w:tcW w:type="dxa" w:w="1247"/>
-          </w:tcPr>
-          <w:p>
-            <w:r>
-              <w:rPr>
-                <w:b/>
-                <w:i w:val="0"/>
-                <w:sz w:val="16"/>
-              </w:rPr>
-              <w:t>S02</w:t>
-              <w:br/>
-            </w:r>
-            <w:r>
-              <w:rPr>
-                <w:b w:val="0"/>
-                <w:i w:val="0"/>
-                <w:color w:val="64748B"/>
-                <w:sz w:val="14"/>
-              </w:rPr>
-              <w:t>Éducation</w:t>
-            </w:r>
-          </w:p>
-        </w:tc>
-        <w:tc>
-          <w:tcPr>
-            <w:tcW w:type="dxa" w:w="1531"/>
-          </w:tcPr>
-          <w:p>
-            <w:r>
-              <w:rPr>
-                <w:b/>
-                <w:i w:val="0"/>
-                <w:color w:val="16A34A"/>
-                <w:sz w:val="16"/>
-              </w:rPr>
-              <w:t>s01q23, s01q00b, s01q23_autre</w:t>
-            </w:r>
-          </w:p>
-        </w:tc>
-        <w:tc>
-          <w:tcPr>
-            <w:tcW w:type="dxa" w:w="1191"/>
-          </w:tcPr>
-          <w:p>
-            <w:r>
-              <w:rPr>
-                <w:b w:val="0"/>
-                <w:i w:val="0"/>
-                <w:color w:val="64748B"/>
-                <w:sz w:val="16"/>
-              </w:rPr>
-              <w:t>GT-CQ</w:t>
-            </w:r>
-          </w:p>
-        </w:tc>
-        <w:tc>
-          <w:tcPr>
-            <w:tcW w:type="dxa" w:w="4706"/>
-          </w:tcPr>
-          <w:p>
-            <w:r>
-              <w:rPr>
-                <w:b w:val="0"/>
-                <w:i w:val="0"/>
-                <w:sz w:val="17"/>
-              </w:rPr>
               <w:t>La filière de ndeye mayoussou mbaye est monnaie banque finance et semble exister dans les modalités, prière de prendre attache avec le QG pour plus d'explication afin de la classer bien.</w:t>
-            </w:r>
-          </w:p>
-        </w:tc>
-      </w:tr>
-      <w:tr>
-        <w:tc>
-          <w:tcPr>
-            <w:tcW w:type="dxa" w:w="964"/>
-          </w:tcPr>
-          <w:p>
-            <w:r>
-              <w:rPr>
-                <w:b/>
-                <w:i w:val="0"/>
-                <w:color w:val="EA580C"/>
-                <w:sz w:val="16"/>
-              </w:rPr>
-              <w:t>Moyenne</w:t>
-            </w:r>
-          </w:p>
-        </w:tc>
-        <w:tc>
-          <w:tcPr>
-            <w:tcW w:type="dxa" w:w="1247"/>
-          </w:tcPr>
-          <w:p>
-            <w:r>
-              <w:rPr>
-                <w:b/>
-                <w:i w:val="0"/>
-                <w:sz w:val="16"/>
-              </w:rPr>
-              <w:t>S02</w:t>
-              <w:br/>
-            </w:r>
-            <w:r>
-              <w:rPr>
-                <w:b w:val="0"/>
-                <w:i w:val="0"/>
-                <w:color w:val="64748B"/>
-                <w:sz w:val="14"/>
-              </w:rPr>
-              <w:t>Éducation</w:t>
-            </w:r>
-          </w:p>
-        </w:tc>
-        <w:tc>
-          <w:tcPr>
-            <w:tcW w:type="dxa" w:w="1531"/>
-          </w:tcPr>
-          <w:p>
-            <w:r>
-              <w:rPr>
-                <w:b/>
-                <w:i w:val="0"/>
-                <w:color w:val="16A34A"/>
-                <w:sz w:val="16"/>
-              </w:rPr>
-              <w:t>—</w:t>
-            </w:r>
-          </w:p>
-        </w:tc>
-        <w:tc>
-          <w:tcPr>
-            <w:tcW w:type="dxa" w:w="1191"/>
-          </w:tcPr>
-          <w:p>
-            <w:r>
-              <w:rPr>
-                <w:b w:val="0"/>
-                <w:i w:val="0"/>
-                <w:color w:val="64748B"/>
-                <w:sz w:val="16"/>
-              </w:rPr>
-              <w:t>GT-CQ</w:t>
-            </w:r>
-          </w:p>
-        </w:tc>
-        <w:tc>
-          <w:tcPr>
-            <w:tcW w:type="dxa" w:w="4706"/>
-          </w:tcPr>
-          <w:p>
-            <w:r>
-              <w:rPr>
-                <w:b w:val="0"/>
-                <w:i w:val="0"/>
-                <w:sz w:val="17"/>
-              </w:rPr>
-              <w:t>veuillez, s'il vous plait, confirmer les frais de scolarité ( 7500 FCFA) payée de mouhamed naby gueye avec le QG ou apporter les corrections nécessaires.</w:t>
-            </w:r>
-          </w:p>
-        </w:tc>
-      </w:tr>
-      <w:tr>
-        <w:tc>
-          <w:tcPr>
-            <w:tcW w:type="dxa" w:w="964"/>
-          </w:tcPr>
-          <w:p>
-            <w:r>
-              <w:rPr>
-                <w:b/>
-                <w:i w:val="0"/>
-                <w:color w:val="EA580C"/>
-                <w:sz w:val="16"/>
-              </w:rPr>
-              <w:t>Moyenne</w:t>
-            </w:r>
-          </w:p>
-        </w:tc>
-        <w:tc>
-          <w:tcPr>
-            <w:tcW w:type="dxa" w:w="1247"/>
-          </w:tcPr>
-          <w:p>
-            <w:r>
-              <w:rPr>
-                <w:b/>
-                <w:i w:val="0"/>
-                <w:sz w:val="16"/>
-              </w:rPr>
-              <w:t>S02</w:t>
-              <w:br/>
-            </w:r>
-            <w:r>
-              <w:rPr>
-                <w:b w:val="0"/>
-                <w:i w:val="0"/>
-                <w:color w:val="64748B"/>
-                <w:sz w:val="14"/>
-              </w:rPr>
-              <w:t>Éducation</w:t>
-            </w:r>
-          </w:p>
-        </w:tc>
-        <w:tc>
-          <w:tcPr>
-            <w:tcW w:type="dxa" w:w="1531"/>
-          </w:tcPr>
-          <w:p>
-            <w:r>
-              <w:rPr>
-                <w:b/>
-                <w:i w:val="0"/>
-                <w:color w:val="16A34A"/>
-                <w:sz w:val="16"/>
-              </w:rPr>
-              <w:t>s01q63, s00q04, s02q25, s01q00b, s02q17_2, s02q15_2</w:t>
-            </w:r>
-          </w:p>
-        </w:tc>
-        <w:tc>
-          <w:tcPr>
-            <w:tcW w:type="dxa" w:w="1191"/>
-          </w:tcPr>
-          <w:p>
-            <w:r>
-              <w:rPr>
-                <w:b w:val="0"/>
-                <w:i w:val="0"/>
-                <w:color w:val="64748B"/>
-                <w:sz w:val="16"/>
-              </w:rPr>
-              <w:t>GT-CQ</w:t>
-            </w:r>
-          </w:p>
-        </w:tc>
-        <w:tc>
-          <w:tcPr>
-            <w:tcW w:type="dxa" w:w="4706"/>
-          </w:tcPr>
-          <w:p>
-            <w:r>
-              <w:rPr>
-                <w:b w:val="0"/>
-                <w:i w:val="0"/>
-                <w:sz w:val="17"/>
-              </w:rPr>
-              <w:t>Dans les milieux urbains c'est peu probable de voir une école dont les élèves ou étudiants ne dépensent pas en frais d'uniformes, prière de verifier pour mouhamed naby gueye qui fréquente 4ème année de Secondaire 1 (Moyen) Général et corriger ou confirmer avec le QG.</w:t>
             </w:r>
           </w:p>
         </w:tc>
